--- a/Labs/Lab2/Lab2.docx
+++ b/Labs/Lab2/Lab2.docx
@@ -1,6 +1,6 @@
 
 <file path=word/document.xml><?xml version="1.0" encoding="utf-8"?>
-<w:document xmlns:wpc="http://schemas.microsoft.com/office/word/2010/wordprocessingCanvas" xmlns:cx="http://schemas.microsoft.com/office/drawing/2014/chartex" xmlns:mc="http://schemas.openxmlformats.org/markup-compatibility/2006" xmlns:o="urn:schemas-microsoft-com:office:office" xmlns:r="http://schemas.openxmlformats.org/officeDocument/2006/relationships" xmlns:m="http://schemas.openxmlformats.org/officeDocument/2006/math" xmlns:v="urn:schemas-microsoft-com:vml" xmlns:wp14="http://schemas.microsoft.com/office/word/2010/wordprocessingDrawing" xmlns:wp="http://schemas.openxmlformats.org/drawingml/2006/wordprocessingDrawing" xmlns:w10="urn:schemas-microsoft-com:office:word" xmlns:w="http://schemas.openxmlformats.org/wordprocessingml/2006/main" xmlns:w14="http://schemas.microsoft.com/office/word/2010/wordml" xmlns:w15="http://schemas.microsoft.com/office/word/2012/wordml" xmlns:w16se="http://schemas.microsoft.com/office/word/2015/wordml/symex" xmlns:wpg="http://schemas.microsoft.com/office/word/2010/wordprocessingGroup" xmlns:wpi="http://schemas.microsoft.com/office/word/2010/wordprocessingInk" xmlns:wne="http://schemas.microsoft.com/office/word/2006/wordml" xmlns:wps="http://schemas.microsoft.com/office/word/2010/wordprocessingShape" mc:Ignorable="w14 w15 w16se wp14">
+<w:document xmlns:wpc="http://schemas.microsoft.com/office/word/2010/wordprocessingCanvas" xmlns:cx="http://schemas.microsoft.com/office/drawing/2014/chartex" xmlns:cx1="http://schemas.microsoft.com/office/drawing/2015/9/8/chartex" xmlns:cx2="http://schemas.microsoft.com/office/drawing/2015/10/21/chartex" xmlns:cx3="http://schemas.microsoft.com/office/drawing/2016/5/9/chartex" xmlns:cx4="http://schemas.microsoft.com/office/drawing/2016/5/10/chartex" xmlns:cx5="http://schemas.microsoft.com/office/drawing/2016/5/11/chartex" xmlns:cx6="http://schemas.microsoft.com/office/drawing/2016/5/12/chartex" xmlns:cx7="http://schemas.microsoft.com/office/drawing/2016/5/13/chartex" xmlns:cx8="http://schemas.microsoft.com/office/drawing/2016/5/14/chartex" xmlns:mc="http://schemas.openxmlformats.org/markup-compatibility/2006" xmlns:aink="http://schemas.microsoft.com/office/drawing/2016/ink" xmlns:am3d="http://schemas.microsoft.com/office/drawing/2017/model3d" xmlns:o="urn:schemas-microsoft-com:office:office" xmlns:r="http://schemas.openxmlformats.org/officeDocument/2006/relationships" xmlns:m="http://schemas.openxmlformats.org/officeDocument/2006/math" xmlns:v="urn:schemas-microsoft-com:vml" xmlns:wp14="http://schemas.microsoft.com/office/word/2010/wordprocessingDrawing" xmlns:wp="http://schemas.openxmlformats.org/drawingml/2006/wordprocessingDrawing" xmlns:w10="urn:schemas-microsoft-com:office:word" xmlns:w="http://schemas.openxmlformats.org/wordprocessingml/2006/main" xmlns:w14="http://schemas.microsoft.com/office/word/2010/wordml" xmlns:w15="http://schemas.microsoft.com/office/word/2012/wordml" xmlns:w16cex="http://schemas.microsoft.com/office/word/2018/wordml/cex" xmlns:w16cid="http://schemas.microsoft.com/office/word/2016/wordml/cid" xmlns:w16="http://schemas.microsoft.com/office/word/2018/wordml" xmlns:w16sdtdh="http://schemas.microsoft.com/office/word/2020/wordml/sdtdatahash" xmlns:w16se="http://schemas.microsoft.com/office/word/2015/wordml/symex" xmlns:wpg="http://schemas.microsoft.com/office/word/2010/wordprocessingGroup" xmlns:wpi="http://schemas.microsoft.com/office/word/2010/wordprocessingInk" xmlns:wne="http://schemas.microsoft.com/office/word/2006/wordml" xmlns:wps="http://schemas.microsoft.com/office/word/2010/wordprocessingShape" mc:Ignorable="w14 w15 w16se w16cid w16 w16cex w16sdtdh wp14">
   <w:body>
     <w:p>
       <w:pPr>
@@ -73,11 +73,12 @@
       <w:r>
         <w:rPr>
           <w:rFonts w:ascii="Times New Roman" w:hAnsi="Times New Roman" w:cs="Times New Roman"/>
+          <w:noProof/>
           <w:sz w:val="28"/>
           <w:szCs w:val="28"/>
         </w:rPr>
         <w:drawing>
-          <wp:inline distT="0" distB="0" distL="0" distR="0" wp14:anchorId="2AAC2A8B" wp14:editId="5CECD790">
+          <wp:inline distT="0" distB="0" distL="0" distR="0" wp14:anchorId="6CEF1BF0" wp14:editId="2C0FA6B2">
             <wp:extent cx="4762500" cy="4617410"/>
             <wp:effectExtent l="19050" t="19050" r="19050" b="12065"/>
             <wp:docPr id="1" name="Рисунок 1"/>
@@ -92,7 +93,7 @@
                     <pic:cNvPicPr/>
                   </pic:nvPicPr>
                   <pic:blipFill>
-                    <a:blip r:embed="rId4"/>
+                    <a:blip r:embed="rId5"/>
                     <a:stretch>
                       <a:fillRect/>
                     </a:stretch>
@@ -155,12 +156,13 @@
       <w:r>
         <w:rPr>
           <w:rFonts w:ascii="Times New Roman" w:hAnsi="Times New Roman" w:cs="Times New Roman"/>
+          <w:noProof/>
           <w:sz w:val="28"/>
           <w:szCs w:val="28"/>
           <w:lang w:val="en-US"/>
         </w:rPr>
         <w:drawing>
-          <wp:inline distT="0" distB="0" distL="0" distR="0" wp14:anchorId="13D2CAC4" wp14:editId="379DA8C0">
+          <wp:inline distT="0" distB="0" distL="0" distR="0" wp14:anchorId="6F7AD2B4" wp14:editId="55F22DA3">
             <wp:extent cx="1247949" cy="1114581"/>
             <wp:effectExtent l="19050" t="19050" r="9525" b="28575"/>
             <wp:docPr id="2" name="Рисунок 2"/>
@@ -175,7 +177,7 @@
                     <pic:cNvPicPr/>
                   </pic:nvPicPr>
                   <pic:blipFill>
-                    <a:blip r:embed="rId5"/>
+                    <a:blip r:embed="rId6"/>
                     <a:stretch>
                       <a:fillRect/>
                     </a:stretch>
@@ -323,11 +325,12 @@
       <w:r>
         <w:rPr>
           <w:rFonts w:ascii="Times New Roman" w:hAnsi="Times New Roman" w:cs="Times New Roman"/>
+          <w:noProof/>
           <w:sz w:val="28"/>
           <w:szCs w:val="28"/>
         </w:rPr>
         <w:drawing>
-          <wp:inline distT="0" distB="0" distL="0" distR="0" wp14:anchorId="1A2BCE76" wp14:editId="2CBDC1F8">
+          <wp:inline distT="0" distB="0" distL="0" distR="0" wp14:anchorId="46CDB5EF" wp14:editId="5CC964FE">
             <wp:extent cx="2014600" cy="1721922"/>
             <wp:effectExtent l="19050" t="19050" r="24130" b="12065"/>
             <wp:docPr id="6" name="Рисунок 6"/>
@@ -342,7 +345,7 @@
                     <pic:cNvPicPr/>
                   </pic:nvPicPr>
                   <pic:blipFill>
-                    <a:blip r:embed="rId6"/>
+                    <a:blip r:embed="rId7"/>
                     <a:stretch>
                       <a:fillRect/>
                     </a:stretch>
@@ -424,12 +427,13 @@
       <w:r>
         <w:rPr>
           <w:rFonts w:ascii="Times New Roman" w:hAnsi="Times New Roman" w:cs="Times New Roman"/>
+          <w:noProof/>
           <w:sz w:val="28"/>
           <w:szCs w:val="28"/>
           <w:lang w:val="en-US"/>
         </w:rPr>
         <w:drawing>
-          <wp:inline distT="0" distB="0" distL="0" distR="0" wp14:anchorId="50B5289E" wp14:editId="4C6AF4A4">
+          <wp:inline distT="0" distB="0" distL="0" distR="0" wp14:anchorId="353455F1" wp14:editId="33D1C715">
             <wp:extent cx="5940425" cy="3788410"/>
             <wp:effectExtent l="19050" t="19050" r="22225" b="21590"/>
             <wp:docPr id="4" name="Рисунок 4"/>
@@ -444,7 +448,7 @@
                     <pic:cNvPicPr/>
                   </pic:nvPicPr>
                   <pic:blipFill>
-                    <a:blip r:embed="rId7"/>
+                    <a:blip r:embed="rId8"/>
                     <a:stretch>
                       <a:fillRect/>
                     </a:stretch>
@@ -577,11 +581,12 @@
       <w:r>
         <w:rPr>
           <w:rFonts w:ascii="Times New Roman" w:hAnsi="Times New Roman" w:cs="Times New Roman"/>
+          <w:noProof/>
           <w:sz w:val="28"/>
           <w:szCs w:val="28"/>
         </w:rPr>
         <w:drawing>
-          <wp:inline distT="0" distB="0" distL="0" distR="0" wp14:anchorId="35AC66B8" wp14:editId="4117D5A9">
+          <wp:inline distT="0" distB="0" distL="0" distR="0" wp14:anchorId="11CF43E1" wp14:editId="576BBAA5">
             <wp:extent cx="2018537" cy="1282536"/>
             <wp:effectExtent l="19050" t="19050" r="20320" b="13335"/>
             <wp:docPr id="7" name="Рисунок 7"/>
@@ -596,7 +601,7 @@
                     <pic:cNvPicPr/>
                   </pic:nvPicPr>
                   <pic:blipFill>
-                    <a:blip r:embed="rId8"/>
+                    <a:blip r:embed="rId9"/>
                     <a:stretch>
                       <a:fillRect/>
                     </a:stretch>
@@ -621,8 +626,6 @@
           </wp:inline>
         </w:drawing>
       </w:r>
-      <w:bookmarkStart w:id="0" w:name="_GoBack"/>
-      <w:bookmarkEnd w:id="0"/>
     </w:p>
     <w:p>
       <w:pPr>
@@ -661,14 +664,15 @@
       <w:r>
         <w:rPr>
           <w:rFonts w:ascii="Times New Roman" w:hAnsi="Times New Roman" w:cs="Times New Roman"/>
+          <w:noProof/>
           <w:sz w:val="28"/>
           <w:szCs w:val="28"/>
         </w:rPr>
         <w:drawing>
-          <wp:inline distT="0" distB="0" distL="0" distR="0" wp14:anchorId="25F37243" wp14:editId="6AE4AAE7">
-            <wp:extent cx="3010320" cy="1695687"/>
-            <wp:effectExtent l="19050" t="19050" r="19050" b="19050"/>
-            <wp:docPr id="8" name="Рисунок 8"/>
+          <wp:inline distT="0" distB="0" distL="0" distR="0" wp14:anchorId="37806342" wp14:editId="5696B450">
+            <wp:extent cx="5940425" cy="3404235"/>
+            <wp:effectExtent l="19050" t="19050" r="22225" b="24765"/>
+            <wp:docPr id="5" name="Рисунок 5"/>
             <wp:cNvGraphicFramePr>
               <a:graphicFrameLocks xmlns:a="http://schemas.openxmlformats.org/drawingml/2006/main" noChangeAspect="1"/>
             </wp:cNvGraphicFramePr>
@@ -680,7 +684,7 @@
                     <pic:cNvPicPr/>
                   </pic:nvPicPr>
                   <pic:blipFill>
-                    <a:blip r:embed="rId9"/>
+                    <a:blip r:embed="rId10"/>
                     <a:stretch>
                       <a:fillRect/>
                     </a:stretch>
@@ -688,7 +692,7 @@
                   <pic:spPr>
                     <a:xfrm>
                       <a:off x="0" y="0"/>
-                      <a:ext cx="3010320" cy="1695687"/>
+                      <a:ext cx="5940425" cy="3404235"/>
                     </a:xfrm>
                     <a:prstGeom prst="rect">
                       <a:avLst/>
@@ -706,6 +710,3097 @@
         </w:drawing>
       </w:r>
     </w:p>
+    <w:p>
+      <w:pPr>
+        <w:rPr>
+          <w:rFonts w:ascii="Times New Roman" w:hAnsi="Times New Roman" w:cs="Times New Roman"/>
+          <w:sz w:val="28"/>
+          <w:szCs w:val="28"/>
+        </w:rPr>
+      </w:pPr>
+    </w:p>
+    <w:p>
+      <w:pPr>
+        <w:rPr>
+          <w:rFonts w:ascii="Times New Roman" w:hAnsi="Times New Roman" w:cs="Times New Roman"/>
+          <w:sz w:val="28"/>
+          <w:szCs w:val="28"/>
+          <w:lang w:val="en-US"/>
+        </w:rPr>
+      </w:pPr>
+      <w:r>
+        <w:rPr>
+          <w:rFonts w:ascii="Times New Roman" w:hAnsi="Times New Roman" w:cs="Times New Roman"/>
+          <w:sz w:val="28"/>
+          <w:szCs w:val="28"/>
+          <w:lang w:val="en-US"/>
+        </w:rPr>
+        <w:t xml:space="preserve">3 </w:t>
+      </w:r>
+      <w:r>
+        <w:rPr>
+          <w:rFonts w:ascii="Times New Roman" w:hAnsi="Times New Roman" w:cs="Times New Roman"/>
+          <w:sz w:val="28"/>
+          <w:szCs w:val="28"/>
+        </w:rPr>
+        <w:t>Задание</w:t>
+      </w:r>
+      <w:r>
+        <w:rPr>
+          <w:rFonts w:ascii="Times New Roman" w:hAnsi="Times New Roman" w:cs="Times New Roman"/>
+          <w:sz w:val="28"/>
+          <w:szCs w:val="28"/>
+          <w:lang w:val="en-US"/>
+        </w:rPr>
+        <w:t>.</w:t>
+      </w:r>
+    </w:p>
+    <w:p>
+      <w:pPr>
+        <w:rPr>
+          <w:rFonts w:ascii="Times New Roman" w:hAnsi="Times New Roman" w:cs="Times New Roman"/>
+          <w:sz w:val="28"/>
+          <w:szCs w:val="28"/>
+          <w:lang w:val="en-US"/>
+        </w:rPr>
+      </w:pPr>
+      <w:r>
+        <w:rPr>
+          <w:rFonts w:ascii="Times New Roman" w:hAnsi="Times New Roman" w:cs="Times New Roman"/>
+          <w:sz w:val="28"/>
+          <w:szCs w:val="28"/>
+        </w:rPr>
+        <w:t xml:space="preserve">Вывели куки сессии пользователя с помощью </w:t>
+      </w:r>
+      <w:r>
+        <w:rPr>
+          <w:rFonts w:ascii="Times New Roman" w:hAnsi="Times New Roman" w:cs="Times New Roman"/>
+          <w:sz w:val="28"/>
+          <w:szCs w:val="28"/>
+          <w:lang w:val="en-US"/>
+        </w:rPr>
+        <w:t>XSS-</w:t>
+      </w:r>
+      <w:r>
+        <w:rPr>
+          <w:rFonts w:ascii="Times New Roman" w:hAnsi="Times New Roman" w:cs="Times New Roman"/>
+          <w:sz w:val="28"/>
+          <w:szCs w:val="28"/>
+        </w:rPr>
+        <w:t>инъекции</w:t>
+      </w:r>
+      <w:r>
+        <w:rPr>
+          <w:rFonts w:ascii="Times New Roman" w:hAnsi="Times New Roman" w:cs="Times New Roman"/>
+          <w:sz w:val="28"/>
+          <w:szCs w:val="28"/>
+          <w:lang w:val="en-US"/>
+        </w:rPr>
+        <w:t xml:space="preserve"> </w:t>
+      </w:r>
+      <w:r>
+        <w:rPr>
+          <w:rFonts w:ascii="Times New Roman" w:hAnsi="Times New Roman" w:cs="Times New Roman"/>
+          <w:sz w:val="28"/>
+          <w:szCs w:val="28"/>
+          <w:lang w:val="en-US"/>
+        </w:rPr>
+        <w:t>"&gt;&lt;script&gt;alert(encodeURIComponent(document.cookie))&lt;/script&gt;</w:t>
+      </w:r>
+    </w:p>
+    <w:p>
+      <w:pPr>
+        <w:rPr>
+          <w:rFonts w:ascii="Times New Roman" w:hAnsi="Times New Roman" w:cs="Times New Roman"/>
+          <w:sz w:val="28"/>
+          <w:szCs w:val="28"/>
+          <w:lang w:val="en-US"/>
+        </w:rPr>
+      </w:pPr>
+    </w:p>
+    <w:p>
+      <w:pPr>
+        <w:rPr>
+          <w:rFonts w:ascii="Times New Roman" w:hAnsi="Times New Roman" w:cs="Times New Roman"/>
+          <w:sz w:val="28"/>
+          <w:szCs w:val="28"/>
+          <w:lang w:val="en-US"/>
+        </w:rPr>
+      </w:pPr>
+      <w:r>
+        <w:rPr>
+          <w:rFonts w:ascii="Times New Roman" w:hAnsi="Times New Roman" w:cs="Times New Roman"/>
+          <w:sz w:val="28"/>
+          <w:szCs w:val="28"/>
+          <w:lang w:val="en-US"/>
+        </w:rPr>
+        <w:drawing>
+          <wp:inline distT="0" distB="0" distL="0" distR="0" wp14:anchorId="1438F3A9" wp14:editId="130C5052">
+            <wp:extent cx="5940425" cy="1273810"/>
+            <wp:effectExtent l="19050" t="19050" r="22225" b="21590"/>
+            <wp:docPr id="3" name="Рисунок 3"/>
+            <wp:cNvGraphicFramePr>
+              <a:graphicFrameLocks xmlns:a="http://schemas.openxmlformats.org/drawingml/2006/main" noChangeAspect="1"/>
+            </wp:cNvGraphicFramePr>
+            <a:graphic xmlns:a="http://schemas.openxmlformats.org/drawingml/2006/main">
+              <a:graphicData uri="http://schemas.openxmlformats.org/drawingml/2006/picture">
+                <pic:pic xmlns:pic="http://schemas.openxmlformats.org/drawingml/2006/picture">
+                  <pic:nvPicPr>
+                    <pic:cNvPr id="1" name=""/>
+                    <pic:cNvPicPr/>
+                  </pic:nvPicPr>
+                  <pic:blipFill>
+                    <a:blip r:embed="rId11"/>
+                    <a:stretch>
+                      <a:fillRect/>
+                    </a:stretch>
+                  </pic:blipFill>
+                  <pic:spPr>
+                    <a:xfrm>
+                      <a:off x="0" y="0"/>
+                      <a:ext cx="5940425" cy="1273810"/>
+                    </a:xfrm>
+                    <a:prstGeom prst="rect">
+                      <a:avLst/>
+                    </a:prstGeom>
+                    <a:ln>
+                      <a:solidFill>
+                        <a:schemeClr val="tx1"/>
+                      </a:solidFill>
+                    </a:ln>
+                  </pic:spPr>
+                </pic:pic>
+              </a:graphicData>
+            </a:graphic>
+          </wp:inline>
+        </w:drawing>
+      </w:r>
+    </w:p>
+    <w:p>
+      <w:pPr>
+        <w:rPr>
+          <w:rFonts w:ascii="Times New Roman" w:hAnsi="Times New Roman" w:cs="Times New Roman"/>
+          <w:sz w:val="28"/>
+          <w:szCs w:val="28"/>
+          <w:lang w:val="en-US"/>
+        </w:rPr>
+      </w:pPr>
+      <w:r>
+        <w:rPr>
+          <w:rFonts w:ascii="Times New Roman" w:hAnsi="Times New Roman" w:cs="Times New Roman"/>
+          <w:sz w:val="28"/>
+          <w:szCs w:val="28"/>
+          <w:lang w:val="en-US"/>
+        </w:rPr>
+        <w:drawing>
+          <wp:inline distT="0" distB="0" distL="0" distR="0" wp14:anchorId="20383E21" wp14:editId="4AAE9F82">
+            <wp:extent cx="2200582" cy="762106"/>
+            <wp:effectExtent l="19050" t="19050" r="28575" b="19050"/>
+            <wp:docPr id="8" name="Рисунок 8"/>
+            <wp:cNvGraphicFramePr>
+              <a:graphicFrameLocks xmlns:a="http://schemas.openxmlformats.org/drawingml/2006/main" noChangeAspect="1"/>
+            </wp:cNvGraphicFramePr>
+            <a:graphic xmlns:a="http://schemas.openxmlformats.org/drawingml/2006/main">
+              <a:graphicData uri="http://schemas.openxmlformats.org/drawingml/2006/picture">
+                <pic:pic xmlns:pic="http://schemas.openxmlformats.org/drawingml/2006/picture">
+                  <pic:nvPicPr>
+                    <pic:cNvPr id="1" name=""/>
+                    <pic:cNvPicPr/>
+                  </pic:nvPicPr>
+                  <pic:blipFill>
+                    <a:blip r:embed="rId12"/>
+                    <a:stretch>
+                      <a:fillRect/>
+                    </a:stretch>
+                  </pic:blipFill>
+                  <pic:spPr>
+                    <a:xfrm>
+                      <a:off x="0" y="0"/>
+                      <a:ext cx="2200582" cy="762106"/>
+                    </a:xfrm>
+                    <a:prstGeom prst="rect">
+                      <a:avLst/>
+                    </a:prstGeom>
+                    <a:ln>
+                      <a:solidFill>
+                        <a:schemeClr val="tx1"/>
+                      </a:solidFill>
+                    </a:ln>
+                  </pic:spPr>
+                </pic:pic>
+              </a:graphicData>
+            </a:graphic>
+          </wp:inline>
+        </w:drawing>
+      </w:r>
+    </w:p>
+    <w:p>
+      <w:pPr>
+        <w:rPr>
+          <w:rFonts w:ascii="Times New Roman" w:hAnsi="Times New Roman" w:cs="Times New Roman"/>
+          <w:sz w:val="28"/>
+          <w:szCs w:val="28"/>
+          <w:lang w:val="en-US"/>
+        </w:rPr>
+      </w:pPr>
+    </w:p>
+    <w:p>
+      <w:pPr>
+        <w:rPr>
+          <w:rFonts w:ascii="Times New Roman" w:hAnsi="Times New Roman" w:cs="Times New Roman"/>
+          <w:sz w:val="28"/>
+          <w:szCs w:val="28"/>
+          <w:lang w:val="en-US"/>
+        </w:rPr>
+      </w:pPr>
+      <w:r>
+        <w:rPr>
+          <w:rFonts w:ascii="Times New Roman" w:hAnsi="Times New Roman" w:cs="Times New Roman"/>
+          <w:sz w:val="28"/>
+          <w:szCs w:val="28"/>
+        </w:rPr>
+        <w:t xml:space="preserve">Выполнили инъекцию кода, заменяющую гиперссылку пункта меню «Главная» на другую произвольную страницу с помощью </w:t>
+      </w:r>
+      <w:r>
+        <w:rPr>
+          <w:rFonts w:ascii="Times New Roman" w:hAnsi="Times New Roman" w:cs="Times New Roman"/>
+          <w:sz w:val="28"/>
+          <w:szCs w:val="28"/>
+          <w:lang w:val="en-US"/>
+        </w:rPr>
+        <w:t>XSS-</w:t>
+      </w:r>
+      <w:r>
+        <w:rPr>
+          <w:rFonts w:ascii="Times New Roman" w:hAnsi="Times New Roman" w:cs="Times New Roman"/>
+          <w:sz w:val="28"/>
+          <w:szCs w:val="28"/>
+        </w:rPr>
+        <w:t>инъекции</w:t>
+      </w:r>
+      <w:r>
+        <w:rPr>
+          <w:rFonts w:ascii="Times New Roman" w:hAnsi="Times New Roman" w:cs="Times New Roman"/>
+          <w:sz w:val="28"/>
+          <w:szCs w:val="28"/>
+          <w:lang w:val="en-US"/>
+        </w:rPr>
+        <w:t xml:space="preserve"> </w:t>
+      </w:r>
+      <w:r>
+        <w:rPr>
+          <w:rFonts w:ascii="Times New Roman" w:hAnsi="Times New Roman" w:cs="Times New Roman"/>
+          <w:sz w:val="28"/>
+          <w:szCs w:val="28"/>
+          <w:lang w:val="en-US"/>
+        </w:rPr>
+        <w:t>"&gt;&lt;script&gt;document.getElementById("nav_home").setAttribute("href", "https://tilda.ru/ru/")&lt;/script&gt;</w:t>
+      </w:r>
+      <w:r>
+        <w:rPr>
+          <w:rFonts w:ascii="Times New Roman" w:hAnsi="Times New Roman" w:cs="Times New Roman"/>
+          <w:sz w:val="28"/>
+          <w:szCs w:val="28"/>
+          <w:lang w:val="en-US"/>
+        </w:rPr>
+        <w:t>:</w:t>
+      </w:r>
+    </w:p>
+    <w:p>
+      <w:pPr>
+        <w:rPr>
+          <w:rFonts w:ascii="Times New Roman" w:hAnsi="Times New Roman" w:cs="Times New Roman"/>
+          <w:sz w:val="28"/>
+          <w:szCs w:val="28"/>
+          <w:lang w:val="en-US"/>
+        </w:rPr>
+      </w:pPr>
+      <w:r>
+        <w:rPr>
+          <w:rFonts w:ascii="Times New Roman" w:hAnsi="Times New Roman" w:cs="Times New Roman"/>
+          <w:sz w:val="28"/>
+          <w:szCs w:val="28"/>
+          <w:lang w:val="en-US"/>
+        </w:rPr>
+        <w:lastRenderedPageBreak/>
+        <w:drawing>
+          <wp:inline distT="0" distB="0" distL="0" distR="0" wp14:anchorId="1D979286" wp14:editId="3AB0174E">
+            <wp:extent cx="5940425" cy="3028950"/>
+            <wp:effectExtent l="19050" t="19050" r="22225" b="19050"/>
+            <wp:docPr id="9" name="Рисунок 9"/>
+            <wp:cNvGraphicFramePr>
+              <a:graphicFrameLocks xmlns:a="http://schemas.openxmlformats.org/drawingml/2006/main" noChangeAspect="1"/>
+            </wp:cNvGraphicFramePr>
+            <a:graphic xmlns:a="http://schemas.openxmlformats.org/drawingml/2006/main">
+              <a:graphicData uri="http://schemas.openxmlformats.org/drawingml/2006/picture">
+                <pic:pic xmlns:pic="http://schemas.openxmlformats.org/drawingml/2006/picture">
+                  <pic:nvPicPr>
+                    <pic:cNvPr id="1" name=""/>
+                    <pic:cNvPicPr/>
+                  </pic:nvPicPr>
+                  <pic:blipFill>
+                    <a:blip r:embed="rId13"/>
+                    <a:stretch>
+                      <a:fillRect/>
+                    </a:stretch>
+                  </pic:blipFill>
+                  <pic:spPr>
+                    <a:xfrm>
+                      <a:off x="0" y="0"/>
+                      <a:ext cx="5940425" cy="3028950"/>
+                    </a:xfrm>
+                    <a:prstGeom prst="rect">
+                      <a:avLst/>
+                    </a:prstGeom>
+                    <a:ln>
+                      <a:solidFill>
+                        <a:schemeClr val="tx1"/>
+                      </a:solidFill>
+                    </a:ln>
+                  </pic:spPr>
+                </pic:pic>
+              </a:graphicData>
+            </a:graphic>
+          </wp:inline>
+        </w:drawing>
+      </w:r>
+    </w:p>
+    <w:p>
+      <w:pPr>
+        <w:rPr>
+          <w:rFonts w:ascii="Times New Roman" w:hAnsi="Times New Roman" w:cs="Times New Roman"/>
+          <w:sz w:val="28"/>
+          <w:szCs w:val="28"/>
+          <w:lang w:val="en-US"/>
+        </w:rPr>
+      </w:pPr>
+      <w:r>
+        <w:rPr>
+          <w:rFonts w:ascii="Times New Roman" w:hAnsi="Times New Roman" w:cs="Times New Roman"/>
+          <w:sz w:val="28"/>
+          <w:szCs w:val="28"/>
+          <w:lang w:val="en-US"/>
+        </w:rPr>
+        <w:drawing>
+          <wp:inline distT="0" distB="0" distL="0" distR="0" wp14:anchorId="25693D8F" wp14:editId="46B185BD">
+            <wp:extent cx="4477375" cy="3629532"/>
+            <wp:effectExtent l="19050" t="19050" r="19050" b="28575"/>
+            <wp:docPr id="10" name="Рисунок 10"/>
+            <wp:cNvGraphicFramePr>
+              <a:graphicFrameLocks xmlns:a="http://schemas.openxmlformats.org/drawingml/2006/main" noChangeAspect="1"/>
+            </wp:cNvGraphicFramePr>
+            <a:graphic xmlns:a="http://schemas.openxmlformats.org/drawingml/2006/main">
+              <a:graphicData uri="http://schemas.openxmlformats.org/drawingml/2006/picture">
+                <pic:pic xmlns:pic="http://schemas.openxmlformats.org/drawingml/2006/picture">
+                  <pic:nvPicPr>
+                    <pic:cNvPr id="1" name=""/>
+                    <pic:cNvPicPr/>
+                  </pic:nvPicPr>
+                  <pic:blipFill>
+                    <a:blip r:embed="rId14"/>
+                    <a:stretch>
+                      <a:fillRect/>
+                    </a:stretch>
+                  </pic:blipFill>
+                  <pic:spPr>
+                    <a:xfrm>
+                      <a:off x="0" y="0"/>
+                      <a:ext cx="4477375" cy="3629532"/>
+                    </a:xfrm>
+                    <a:prstGeom prst="rect">
+                      <a:avLst/>
+                    </a:prstGeom>
+                    <a:ln>
+                      <a:solidFill>
+                        <a:schemeClr val="tx1"/>
+                      </a:solidFill>
+                    </a:ln>
+                  </pic:spPr>
+                </pic:pic>
+              </a:graphicData>
+            </a:graphic>
+          </wp:inline>
+        </w:drawing>
+      </w:r>
+    </w:p>
+    <w:p>
+      <w:pPr>
+        <w:rPr>
+          <w:rFonts w:ascii="Times New Roman" w:hAnsi="Times New Roman" w:cs="Times New Roman"/>
+          <w:sz w:val="28"/>
+          <w:szCs w:val="28"/>
+          <w:lang w:val="en-US"/>
+        </w:rPr>
+      </w:pPr>
+    </w:p>
+    <w:p>
+      <w:pPr>
+        <w:rPr>
+          <w:rFonts w:ascii="Times New Roman" w:hAnsi="Times New Roman" w:cs="Times New Roman"/>
+          <w:sz w:val="28"/>
+          <w:szCs w:val="28"/>
+        </w:rPr>
+      </w:pPr>
+      <w:r>
+        <w:rPr>
+          <w:rFonts w:ascii="Times New Roman" w:hAnsi="Times New Roman" w:cs="Times New Roman"/>
+          <w:sz w:val="28"/>
+          <w:szCs w:val="28"/>
+          <w:lang w:val="en-US"/>
+        </w:rPr>
+        <w:t xml:space="preserve">4 </w:t>
+      </w:r>
+      <w:r>
+        <w:rPr>
+          <w:rFonts w:ascii="Times New Roman" w:hAnsi="Times New Roman" w:cs="Times New Roman"/>
+          <w:sz w:val="28"/>
+          <w:szCs w:val="28"/>
+        </w:rPr>
+        <w:t>Задание.</w:t>
+      </w:r>
+    </w:p>
+    <w:p>
+      <w:pPr>
+        <w:rPr>
+          <w:rFonts w:ascii="Times New Roman" w:hAnsi="Times New Roman" w:cs="Times New Roman"/>
+          <w:sz w:val="28"/>
+          <w:szCs w:val="28"/>
+        </w:rPr>
+      </w:pPr>
+      <w:r>
+        <w:rPr>
+          <w:rFonts w:ascii="Times New Roman" w:hAnsi="Times New Roman" w:cs="Times New Roman"/>
+          <w:sz w:val="28"/>
+          <w:szCs w:val="28"/>
+        </w:rPr>
+        <w:t xml:space="preserve">Для изменения почты другого пользователя было принято решение для начала изменить тип вводимых данных с </w:t>
+      </w:r>
+      <w:r>
+        <w:rPr>
+          <w:rFonts w:ascii="Times New Roman" w:hAnsi="Times New Roman" w:cs="Times New Roman"/>
+          <w:sz w:val="28"/>
+          <w:szCs w:val="28"/>
+          <w:lang w:val="en-US"/>
+        </w:rPr>
+        <w:t>type</w:t>
+      </w:r>
+      <w:r>
+        <w:rPr>
+          <w:rFonts w:ascii="Times New Roman" w:hAnsi="Times New Roman" w:cs="Times New Roman"/>
+          <w:sz w:val="28"/>
+          <w:szCs w:val="28"/>
+        </w:rPr>
+        <w:t>=”</w:t>
+      </w:r>
+      <w:r>
+        <w:rPr>
+          <w:rFonts w:ascii="Times New Roman" w:hAnsi="Times New Roman" w:cs="Times New Roman"/>
+          <w:sz w:val="28"/>
+          <w:szCs w:val="28"/>
+          <w:lang w:val="en-US"/>
+        </w:rPr>
+        <w:t>email</w:t>
+      </w:r>
+      <w:r>
+        <w:rPr>
+          <w:rFonts w:ascii="Times New Roman" w:hAnsi="Times New Roman" w:cs="Times New Roman"/>
+          <w:sz w:val="28"/>
+          <w:szCs w:val="28"/>
+        </w:rPr>
+        <w:t xml:space="preserve">” </w:t>
+      </w:r>
+      <w:r>
+        <w:rPr>
+          <w:rFonts w:ascii="Times New Roman" w:hAnsi="Times New Roman" w:cs="Times New Roman"/>
+          <w:sz w:val="28"/>
+          <w:szCs w:val="28"/>
+        </w:rPr>
+        <w:t xml:space="preserve">на </w:t>
+      </w:r>
+      <w:r>
+        <w:rPr>
+          <w:rFonts w:ascii="Times New Roman" w:hAnsi="Times New Roman" w:cs="Times New Roman"/>
+          <w:sz w:val="28"/>
+          <w:szCs w:val="28"/>
+          <w:lang w:val="en-US"/>
+        </w:rPr>
+        <w:t>type</w:t>
+      </w:r>
+      <w:r>
+        <w:rPr>
+          <w:rFonts w:ascii="Times New Roman" w:hAnsi="Times New Roman" w:cs="Times New Roman"/>
+          <w:sz w:val="28"/>
+          <w:szCs w:val="28"/>
+        </w:rPr>
+        <w:t>=”</w:t>
+      </w:r>
+      <w:r>
+        <w:rPr>
+          <w:rFonts w:ascii="Times New Roman" w:hAnsi="Times New Roman" w:cs="Times New Roman"/>
+          <w:sz w:val="28"/>
+          <w:szCs w:val="28"/>
+          <w:lang w:val="en-US"/>
+        </w:rPr>
+        <w:t>text</w:t>
+      </w:r>
+      <w:r>
+        <w:rPr>
+          <w:rFonts w:ascii="Times New Roman" w:hAnsi="Times New Roman" w:cs="Times New Roman"/>
+          <w:sz w:val="28"/>
+          <w:szCs w:val="28"/>
+        </w:rPr>
+        <w:t>”</w:t>
+      </w:r>
+      <w:r>
+        <w:rPr>
+          <w:rFonts w:ascii="Times New Roman" w:hAnsi="Times New Roman" w:cs="Times New Roman"/>
+          <w:sz w:val="28"/>
+          <w:szCs w:val="28"/>
+        </w:rPr>
+        <w:t xml:space="preserve"> </w:t>
+      </w:r>
+      <w:r>
+        <w:rPr>
+          <w:rFonts w:ascii="Times New Roman" w:hAnsi="Times New Roman" w:cs="Times New Roman"/>
+          <w:sz w:val="28"/>
+          <w:szCs w:val="28"/>
+        </w:rPr>
+        <w:t xml:space="preserve">через средства разработчика, затем посмотреть список пользователей в бд и на основе него составить </w:t>
+      </w:r>
+      <w:r>
+        <w:rPr>
+          <w:rFonts w:ascii="Times New Roman" w:hAnsi="Times New Roman" w:cs="Times New Roman"/>
+          <w:sz w:val="28"/>
+          <w:szCs w:val="28"/>
+          <w:lang w:val="en-US"/>
+        </w:rPr>
+        <w:t>sql</w:t>
+      </w:r>
+      <w:r>
+        <w:rPr>
+          <w:rFonts w:ascii="Times New Roman" w:hAnsi="Times New Roman" w:cs="Times New Roman"/>
+          <w:sz w:val="28"/>
+          <w:szCs w:val="28"/>
+        </w:rPr>
+        <w:t>-</w:t>
+      </w:r>
+      <w:r>
+        <w:rPr>
+          <w:rFonts w:ascii="Times New Roman" w:hAnsi="Times New Roman" w:cs="Times New Roman"/>
+          <w:sz w:val="28"/>
+          <w:szCs w:val="28"/>
+        </w:rPr>
+        <w:t xml:space="preserve">инъекцию </w:t>
+      </w:r>
+      <w:r>
+        <w:rPr>
+          <w:rFonts w:ascii="Times New Roman" w:hAnsi="Times New Roman" w:cs="Times New Roman"/>
+          <w:sz w:val="28"/>
+          <w:szCs w:val="28"/>
+          <w:lang w:val="en-US"/>
+        </w:rPr>
+        <w:t>newEmail</w:t>
+      </w:r>
+      <w:r>
+        <w:rPr>
+          <w:rFonts w:ascii="Times New Roman" w:hAnsi="Times New Roman" w:cs="Times New Roman"/>
+          <w:sz w:val="28"/>
+          <w:szCs w:val="28"/>
+        </w:rPr>
+        <w:t>@</w:t>
+      </w:r>
+      <w:r>
+        <w:rPr>
+          <w:rFonts w:ascii="Times New Roman" w:hAnsi="Times New Roman" w:cs="Times New Roman"/>
+          <w:sz w:val="28"/>
+          <w:szCs w:val="28"/>
+          <w:lang w:val="en-US"/>
+        </w:rPr>
+        <w:t>email</w:t>
+      </w:r>
+      <w:r>
+        <w:rPr>
+          <w:rFonts w:ascii="Times New Roman" w:hAnsi="Times New Roman" w:cs="Times New Roman"/>
+          <w:sz w:val="28"/>
+          <w:szCs w:val="28"/>
+        </w:rPr>
+        <w:t>.</w:t>
+      </w:r>
+      <w:r>
+        <w:rPr>
+          <w:rFonts w:ascii="Times New Roman" w:hAnsi="Times New Roman" w:cs="Times New Roman"/>
+          <w:sz w:val="28"/>
+          <w:szCs w:val="28"/>
+          <w:lang w:val="en-US"/>
+        </w:rPr>
+        <w:t>com</w:t>
+      </w:r>
+      <w:r>
+        <w:rPr>
+          <w:rFonts w:ascii="Times New Roman" w:hAnsi="Times New Roman" w:cs="Times New Roman"/>
+          <w:sz w:val="28"/>
+          <w:szCs w:val="28"/>
+        </w:rPr>
+        <w:t>' WHERE username = "asd"-- -</w:t>
+      </w:r>
+      <w:r>
+        <w:rPr>
+          <w:rFonts w:ascii="Times New Roman" w:hAnsi="Times New Roman" w:cs="Times New Roman"/>
+          <w:sz w:val="28"/>
+          <w:szCs w:val="28"/>
+        </w:rPr>
+        <w:t>:</w:t>
+      </w:r>
+    </w:p>
+    <w:p>
+      <w:pPr>
+        <w:rPr>
+          <w:rFonts w:ascii="Times New Roman" w:hAnsi="Times New Roman" w:cs="Times New Roman"/>
+          <w:sz w:val="28"/>
+          <w:szCs w:val="28"/>
+          <w:lang w:val="en-US"/>
+        </w:rPr>
+      </w:pPr>
+      <w:r>
+        <w:rPr>
+          <w:rFonts w:ascii="Times New Roman" w:hAnsi="Times New Roman" w:cs="Times New Roman"/>
+          <w:sz w:val="28"/>
+          <w:szCs w:val="28"/>
+          <w:lang w:val="en-US"/>
+        </w:rPr>
+        <w:lastRenderedPageBreak/>
+        <w:drawing>
+          <wp:inline distT="0" distB="0" distL="0" distR="0" wp14:anchorId="3DE4F853" wp14:editId="5503F9EC">
+            <wp:extent cx="4973702" cy="2796546"/>
+            <wp:effectExtent l="0" t="0" r="0" b="3810"/>
+            <wp:docPr id="13" name="Рисунок 13"/>
+            <wp:cNvGraphicFramePr>
+              <a:graphicFrameLocks xmlns:a="http://schemas.openxmlformats.org/drawingml/2006/main" noChangeAspect="1"/>
+            </wp:cNvGraphicFramePr>
+            <a:graphic xmlns:a="http://schemas.openxmlformats.org/drawingml/2006/main">
+              <a:graphicData uri="http://schemas.openxmlformats.org/drawingml/2006/picture">
+                <pic:pic xmlns:pic="http://schemas.openxmlformats.org/drawingml/2006/picture">
+                  <pic:nvPicPr>
+                    <pic:cNvPr id="1" name=""/>
+                    <pic:cNvPicPr/>
+                  </pic:nvPicPr>
+                  <pic:blipFill>
+                    <a:blip r:embed="rId15"/>
+                    <a:stretch>
+                      <a:fillRect/>
+                    </a:stretch>
+                  </pic:blipFill>
+                  <pic:spPr>
+                    <a:xfrm>
+                      <a:off x="0" y="0"/>
+                      <a:ext cx="4986397" cy="2803684"/>
+                    </a:xfrm>
+                    <a:prstGeom prst="rect">
+                      <a:avLst/>
+                    </a:prstGeom>
+                  </pic:spPr>
+                </pic:pic>
+              </a:graphicData>
+            </a:graphic>
+          </wp:inline>
+        </w:drawing>
+      </w:r>
+    </w:p>
+    <w:p>
+      <w:pPr>
+        <w:rPr>
+          <w:rFonts w:ascii="Times New Roman" w:hAnsi="Times New Roman" w:cs="Times New Roman"/>
+          <w:sz w:val="28"/>
+          <w:szCs w:val="28"/>
+          <w:lang w:val="en-US"/>
+        </w:rPr>
+      </w:pPr>
+    </w:p>
+    <w:p>
+      <w:pPr>
+        <w:rPr>
+          <w:rFonts w:ascii="Times New Roman" w:hAnsi="Times New Roman" w:cs="Times New Roman"/>
+          <w:sz w:val="28"/>
+          <w:szCs w:val="28"/>
+          <w:lang w:val="en-US"/>
+        </w:rPr>
+      </w:pPr>
+      <w:r>
+        <w:rPr>
+          <w:rFonts w:ascii="Times New Roman" w:hAnsi="Times New Roman" w:cs="Times New Roman"/>
+          <w:sz w:val="28"/>
+          <w:szCs w:val="28"/>
+          <w:lang w:val="en-US"/>
+        </w:rPr>
+        <w:drawing>
+          <wp:inline distT="0" distB="0" distL="0" distR="0" wp14:anchorId="7486797D" wp14:editId="060ACEC5">
+            <wp:extent cx="5001035" cy="2811912"/>
+            <wp:effectExtent l="0" t="0" r="9525" b="7620"/>
+            <wp:docPr id="14" name="Рисунок 14"/>
+            <wp:cNvGraphicFramePr>
+              <a:graphicFrameLocks xmlns:a="http://schemas.openxmlformats.org/drawingml/2006/main" noChangeAspect="1"/>
+            </wp:cNvGraphicFramePr>
+            <a:graphic xmlns:a="http://schemas.openxmlformats.org/drawingml/2006/main">
+              <a:graphicData uri="http://schemas.openxmlformats.org/drawingml/2006/picture">
+                <pic:pic xmlns:pic="http://schemas.openxmlformats.org/drawingml/2006/picture">
+                  <pic:nvPicPr>
+                    <pic:cNvPr id="1" name=""/>
+                    <pic:cNvPicPr/>
+                  </pic:nvPicPr>
+                  <pic:blipFill>
+                    <a:blip r:embed="rId16"/>
+                    <a:stretch>
+                      <a:fillRect/>
+                    </a:stretch>
+                  </pic:blipFill>
+                  <pic:spPr>
+                    <a:xfrm>
+                      <a:off x="0" y="0"/>
+                      <a:ext cx="5008747" cy="2816248"/>
+                    </a:xfrm>
+                    <a:prstGeom prst="rect">
+                      <a:avLst/>
+                    </a:prstGeom>
+                  </pic:spPr>
+                </pic:pic>
+              </a:graphicData>
+            </a:graphic>
+          </wp:inline>
+        </w:drawing>
+      </w:r>
+    </w:p>
+    <w:p>
+      <w:pPr>
+        <w:rPr>
+          <w:rFonts w:ascii="Times New Roman" w:hAnsi="Times New Roman" w:cs="Times New Roman"/>
+          <w:sz w:val="28"/>
+          <w:szCs w:val="28"/>
+          <w:lang w:val="en-US"/>
+        </w:rPr>
+      </w:pPr>
+      <w:r>
+        <w:rPr>
+          <w:rFonts w:ascii="Times New Roman" w:hAnsi="Times New Roman" w:cs="Times New Roman"/>
+          <w:sz w:val="28"/>
+          <w:szCs w:val="28"/>
+          <w:lang w:val="en-US"/>
+        </w:rPr>
+        <w:drawing>
+          <wp:inline distT="0" distB="0" distL="0" distR="0" wp14:anchorId="4318F025" wp14:editId="68196C98">
+            <wp:extent cx="4989558" cy="2805459"/>
+            <wp:effectExtent l="0" t="0" r="1905" b="0"/>
+            <wp:docPr id="15" name="Рисунок 15"/>
+            <wp:cNvGraphicFramePr>
+              <a:graphicFrameLocks xmlns:a="http://schemas.openxmlformats.org/drawingml/2006/main" noChangeAspect="1"/>
+            </wp:cNvGraphicFramePr>
+            <a:graphic xmlns:a="http://schemas.openxmlformats.org/drawingml/2006/main">
+              <a:graphicData uri="http://schemas.openxmlformats.org/drawingml/2006/picture">
+                <pic:pic xmlns:pic="http://schemas.openxmlformats.org/drawingml/2006/picture">
+                  <pic:nvPicPr>
+                    <pic:cNvPr id="1" name=""/>
+                    <pic:cNvPicPr/>
+                  </pic:nvPicPr>
+                  <pic:blipFill>
+                    <a:blip r:embed="rId17"/>
+                    <a:stretch>
+                      <a:fillRect/>
+                    </a:stretch>
+                  </pic:blipFill>
+                  <pic:spPr>
+                    <a:xfrm>
+                      <a:off x="0" y="0"/>
+                      <a:ext cx="5003182" cy="2813119"/>
+                    </a:xfrm>
+                    <a:prstGeom prst="rect">
+                      <a:avLst/>
+                    </a:prstGeom>
+                  </pic:spPr>
+                </pic:pic>
+              </a:graphicData>
+            </a:graphic>
+          </wp:inline>
+        </w:drawing>
+      </w:r>
+    </w:p>
+    <w:p>
+      <w:pPr>
+        <w:rPr>
+          <w:rFonts w:ascii="Times New Roman" w:hAnsi="Times New Roman" w:cs="Times New Roman"/>
+          <w:sz w:val="28"/>
+          <w:szCs w:val="28"/>
+        </w:rPr>
+      </w:pPr>
+      <w:r>
+        <w:rPr>
+          <w:rFonts w:ascii="Times New Roman" w:hAnsi="Times New Roman" w:cs="Times New Roman"/>
+          <w:sz w:val="28"/>
+          <w:szCs w:val="28"/>
+        </w:rPr>
+        <w:lastRenderedPageBreak/>
+        <w:t xml:space="preserve">Для публикации комментария от имени </w:t>
+      </w:r>
+      <w:r>
+        <w:rPr>
+          <w:rFonts w:ascii="Times New Roman" w:hAnsi="Times New Roman" w:cs="Times New Roman"/>
+          <w:sz w:val="28"/>
+          <w:szCs w:val="28"/>
+        </w:rPr>
+        <w:t>несуществующего</w:t>
+      </w:r>
+      <w:r>
+        <w:rPr>
+          <w:rFonts w:ascii="Times New Roman" w:hAnsi="Times New Roman" w:cs="Times New Roman"/>
+          <w:sz w:val="28"/>
+          <w:szCs w:val="28"/>
+        </w:rPr>
+        <w:t xml:space="preserve"> пользователя так же через средства разработчика поменяли </w:t>
+      </w:r>
+      <w:r>
+        <w:rPr>
+          <w:rFonts w:ascii="Times New Roman" w:hAnsi="Times New Roman" w:cs="Times New Roman"/>
+          <w:sz w:val="28"/>
+          <w:szCs w:val="28"/>
+          <w:lang w:val="en-US"/>
+        </w:rPr>
+        <w:t>type</w:t>
+      </w:r>
+      <w:r>
+        <w:rPr>
+          <w:rFonts w:ascii="Times New Roman" w:hAnsi="Times New Roman" w:cs="Times New Roman"/>
+          <w:sz w:val="28"/>
+          <w:szCs w:val="28"/>
+        </w:rPr>
+        <w:t>=”</w:t>
+      </w:r>
+      <w:r>
+        <w:rPr>
+          <w:rFonts w:ascii="Times New Roman" w:hAnsi="Times New Roman" w:cs="Times New Roman"/>
+          <w:sz w:val="28"/>
+          <w:szCs w:val="28"/>
+          <w:lang w:val="en-US"/>
+        </w:rPr>
+        <w:t>hidden</w:t>
+      </w:r>
+      <w:r>
+        <w:rPr>
+          <w:rFonts w:ascii="Times New Roman" w:hAnsi="Times New Roman" w:cs="Times New Roman"/>
+          <w:sz w:val="28"/>
+          <w:szCs w:val="28"/>
+        </w:rPr>
+        <w:t xml:space="preserve">” </w:t>
+      </w:r>
+      <w:r>
+        <w:rPr>
+          <w:rFonts w:ascii="Times New Roman" w:hAnsi="Times New Roman" w:cs="Times New Roman"/>
+          <w:sz w:val="28"/>
+          <w:szCs w:val="28"/>
+        </w:rPr>
+        <w:t xml:space="preserve">на </w:t>
+      </w:r>
+      <w:r>
+        <w:rPr>
+          <w:rFonts w:ascii="Times New Roman" w:hAnsi="Times New Roman" w:cs="Times New Roman"/>
+          <w:sz w:val="28"/>
+          <w:szCs w:val="28"/>
+          <w:lang w:val="en-US"/>
+        </w:rPr>
+        <w:t>type</w:t>
+      </w:r>
+      <w:r>
+        <w:rPr>
+          <w:rFonts w:ascii="Times New Roman" w:hAnsi="Times New Roman" w:cs="Times New Roman"/>
+          <w:sz w:val="28"/>
+          <w:szCs w:val="28"/>
+        </w:rPr>
+        <w:t>=”</w:t>
+      </w:r>
+      <w:r>
+        <w:rPr>
+          <w:rFonts w:ascii="Times New Roman" w:hAnsi="Times New Roman" w:cs="Times New Roman"/>
+          <w:sz w:val="28"/>
+          <w:szCs w:val="28"/>
+          <w:lang w:val="en-US"/>
+        </w:rPr>
+        <w:t>text</w:t>
+      </w:r>
+      <w:r>
+        <w:rPr>
+          <w:rFonts w:ascii="Times New Roman" w:hAnsi="Times New Roman" w:cs="Times New Roman"/>
+          <w:sz w:val="28"/>
+          <w:szCs w:val="28"/>
+        </w:rPr>
+        <w:t>”</w:t>
+      </w:r>
+      <w:r>
+        <w:rPr>
+          <w:rFonts w:ascii="Times New Roman" w:hAnsi="Times New Roman" w:cs="Times New Roman"/>
+          <w:sz w:val="28"/>
+          <w:szCs w:val="28"/>
+        </w:rPr>
+        <w:t>, ввели рандомное имя в появившемся поле ввода и отправили комментарий</w:t>
+      </w:r>
+      <w:r>
+        <w:rPr>
+          <w:rFonts w:ascii="Times New Roman" w:hAnsi="Times New Roman" w:cs="Times New Roman"/>
+          <w:sz w:val="28"/>
+          <w:szCs w:val="28"/>
+        </w:rPr>
+        <w:t>:</w:t>
+      </w:r>
+    </w:p>
+    <w:p>
+      <w:pPr>
+        <w:rPr>
+          <w:rFonts w:ascii="Times New Roman" w:hAnsi="Times New Roman" w:cs="Times New Roman"/>
+          <w:sz w:val="28"/>
+          <w:szCs w:val="28"/>
+        </w:rPr>
+      </w:pPr>
+      <w:r>
+        <w:rPr>
+          <w:rFonts w:ascii="Times New Roman" w:hAnsi="Times New Roman" w:cs="Times New Roman"/>
+          <w:sz w:val="28"/>
+          <w:szCs w:val="28"/>
+        </w:rPr>
+        <w:drawing>
+          <wp:inline distT="0" distB="0" distL="0" distR="0" wp14:anchorId="7B5BAA5C" wp14:editId="6E8A1F13">
+            <wp:extent cx="4450432" cy="3277288"/>
+            <wp:effectExtent l="19050" t="19050" r="26670" b="18415"/>
+            <wp:docPr id="16" name="Рисунок 16"/>
+            <wp:cNvGraphicFramePr>
+              <a:graphicFrameLocks xmlns:a="http://schemas.openxmlformats.org/drawingml/2006/main" noChangeAspect="1"/>
+            </wp:cNvGraphicFramePr>
+            <a:graphic xmlns:a="http://schemas.openxmlformats.org/drawingml/2006/main">
+              <a:graphicData uri="http://schemas.openxmlformats.org/drawingml/2006/picture">
+                <pic:pic xmlns:pic="http://schemas.openxmlformats.org/drawingml/2006/picture">
+                  <pic:nvPicPr>
+                    <pic:cNvPr id="1" name=""/>
+                    <pic:cNvPicPr/>
+                  </pic:nvPicPr>
+                  <pic:blipFill>
+                    <a:blip r:embed="rId18"/>
+                    <a:stretch>
+                      <a:fillRect/>
+                    </a:stretch>
+                  </pic:blipFill>
+                  <pic:spPr>
+                    <a:xfrm>
+                      <a:off x="0" y="0"/>
+                      <a:ext cx="4453378" cy="3279458"/>
+                    </a:xfrm>
+                    <a:prstGeom prst="rect">
+                      <a:avLst/>
+                    </a:prstGeom>
+                    <a:ln>
+                      <a:solidFill>
+                        <a:schemeClr val="tx1"/>
+                      </a:solidFill>
+                    </a:ln>
+                  </pic:spPr>
+                </pic:pic>
+              </a:graphicData>
+            </a:graphic>
+          </wp:inline>
+        </w:drawing>
+      </w:r>
+    </w:p>
+    <w:p>
+      <w:pPr>
+        <w:rPr>
+          <w:rFonts w:ascii="Times New Roman" w:hAnsi="Times New Roman" w:cs="Times New Roman"/>
+          <w:sz w:val="28"/>
+          <w:szCs w:val="28"/>
+        </w:rPr>
+      </w:pPr>
+      <w:r>
+        <w:rPr>
+          <w:rFonts w:ascii="Times New Roman" w:hAnsi="Times New Roman" w:cs="Times New Roman"/>
+          <w:sz w:val="28"/>
+          <w:szCs w:val="28"/>
+        </w:rPr>
+        <w:drawing>
+          <wp:inline distT="0" distB="0" distL="0" distR="0" wp14:anchorId="2F8A9020" wp14:editId="5D191D5B">
+            <wp:extent cx="4484426" cy="3224185"/>
+            <wp:effectExtent l="19050" t="19050" r="11430" b="14605"/>
+            <wp:docPr id="18" name="Рисунок 18"/>
+            <wp:cNvGraphicFramePr>
+              <a:graphicFrameLocks xmlns:a="http://schemas.openxmlformats.org/drawingml/2006/main" noChangeAspect="1"/>
+            </wp:cNvGraphicFramePr>
+            <a:graphic xmlns:a="http://schemas.openxmlformats.org/drawingml/2006/main">
+              <a:graphicData uri="http://schemas.openxmlformats.org/drawingml/2006/picture">
+                <pic:pic xmlns:pic="http://schemas.openxmlformats.org/drawingml/2006/picture">
+                  <pic:nvPicPr>
+                    <pic:cNvPr id="1" name=""/>
+                    <pic:cNvPicPr/>
+                  </pic:nvPicPr>
+                  <pic:blipFill>
+                    <a:blip r:embed="rId19"/>
+                    <a:stretch>
+                      <a:fillRect/>
+                    </a:stretch>
+                  </pic:blipFill>
+                  <pic:spPr>
+                    <a:xfrm>
+                      <a:off x="0" y="0"/>
+                      <a:ext cx="4495770" cy="3232341"/>
+                    </a:xfrm>
+                    <a:prstGeom prst="rect">
+                      <a:avLst/>
+                    </a:prstGeom>
+                    <a:ln>
+                      <a:solidFill>
+                        <a:schemeClr val="tx1"/>
+                      </a:solidFill>
+                    </a:ln>
+                  </pic:spPr>
+                </pic:pic>
+              </a:graphicData>
+            </a:graphic>
+          </wp:inline>
+        </w:drawing>
+      </w:r>
+    </w:p>
+    <w:p>
+      <w:pPr>
+        <w:rPr>
+          <w:rFonts w:ascii="Times New Roman" w:hAnsi="Times New Roman" w:cs="Times New Roman"/>
+          <w:sz w:val="28"/>
+          <w:szCs w:val="28"/>
+          <w:lang w:val="en-US"/>
+        </w:rPr>
+      </w:pPr>
+    </w:p>
+    <w:p>
+      <w:pPr>
+        <w:rPr>
+          <w:rFonts w:ascii="Times New Roman" w:hAnsi="Times New Roman" w:cs="Times New Roman"/>
+          <w:sz w:val="28"/>
+          <w:szCs w:val="28"/>
+        </w:rPr>
+      </w:pPr>
+      <w:r>
+        <w:rPr>
+          <w:rFonts w:ascii="Times New Roman" w:hAnsi="Times New Roman" w:cs="Times New Roman"/>
+          <w:sz w:val="28"/>
+          <w:szCs w:val="28"/>
+          <w:lang w:val="en-US"/>
+        </w:rPr>
+        <w:t xml:space="preserve">5 </w:t>
+      </w:r>
+      <w:r>
+        <w:rPr>
+          <w:rFonts w:ascii="Times New Roman" w:hAnsi="Times New Roman" w:cs="Times New Roman"/>
+          <w:sz w:val="28"/>
+          <w:szCs w:val="28"/>
+        </w:rPr>
+        <w:t>Задание.</w:t>
+      </w:r>
+    </w:p>
+    <w:p>
+      <w:pPr>
+        <w:rPr>
+          <w:rFonts w:ascii="Times New Roman" w:hAnsi="Times New Roman" w:cs="Times New Roman"/>
+          <w:sz w:val="28"/>
+          <w:szCs w:val="28"/>
+        </w:rPr>
+      </w:pPr>
+      <w:r>
+        <w:rPr>
+          <w:rFonts w:ascii="Times New Roman" w:hAnsi="Times New Roman" w:cs="Times New Roman"/>
+          <w:sz w:val="28"/>
+          <w:szCs w:val="28"/>
+        </w:rPr>
+        <w:t xml:space="preserve">Для изменения почты с помощью </w:t>
+      </w:r>
+      <w:r>
+        <w:rPr>
+          <w:rFonts w:ascii="Times New Roman" w:hAnsi="Times New Roman" w:cs="Times New Roman"/>
+          <w:sz w:val="28"/>
+          <w:szCs w:val="28"/>
+          <w:lang w:val="en-US"/>
+        </w:rPr>
+        <w:t>CSRF</w:t>
+      </w:r>
+      <w:r>
+        <w:rPr>
+          <w:rFonts w:ascii="Times New Roman" w:hAnsi="Times New Roman" w:cs="Times New Roman"/>
+          <w:sz w:val="28"/>
+          <w:szCs w:val="28"/>
+        </w:rPr>
+        <w:t xml:space="preserve">-атаки потребовалось сделать небольшую </w:t>
+      </w:r>
+      <w:r>
+        <w:rPr>
+          <w:rFonts w:ascii="Times New Roman" w:hAnsi="Times New Roman" w:cs="Times New Roman"/>
+          <w:sz w:val="28"/>
+          <w:szCs w:val="28"/>
+          <w:lang w:val="en-US"/>
+        </w:rPr>
+        <w:t>html</w:t>
+      </w:r>
+      <w:r>
+        <w:rPr>
+          <w:rFonts w:ascii="Times New Roman" w:hAnsi="Times New Roman" w:cs="Times New Roman"/>
+          <w:sz w:val="28"/>
+          <w:szCs w:val="28"/>
+        </w:rPr>
+        <w:t xml:space="preserve"> </w:t>
+      </w:r>
+      <w:r>
+        <w:rPr>
+          <w:rFonts w:ascii="Times New Roman" w:hAnsi="Times New Roman" w:cs="Times New Roman"/>
+          <w:sz w:val="28"/>
+          <w:szCs w:val="28"/>
+        </w:rPr>
+        <w:t>разметку для перехода и автоматической отправки формы на изменение почты</w:t>
+      </w:r>
+      <w:r>
+        <w:rPr>
+          <w:rFonts w:ascii="Times New Roman" w:hAnsi="Times New Roman" w:cs="Times New Roman"/>
+          <w:sz w:val="28"/>
+          <w:szCs w:val="28"/>
+        </w:rPr>
+        <w:t>:</w:t>
+      </w:r>
+    </w:p>
+    <w:p>
+      <w:pPr>
+        <w:rPr>
+          <w:rFonts w:ascii="Times New Roman" w:hAnsi="Times New Roman" w:cs="Times New Roman"/>
+          <w:sz w:val="28"/>
+          <w:szCs w:val="28"/>
+        </w:rPr>
+      </w:pPr>
+      <w:r>
+        <w:rPr>
+          <w:rFonts w:ascii="Times New Roman" w:hAnsi="Times New Roman" w:cs="Times New Roman"/>
+          <w:sz w:val="28"/>
+          <w:szCs w:val="28"/>
+        </w:rPr>
+        <w:lastRenderedPageBreak/>
+        <w:drawing>
+          <wp:inline distT="0" distB="0" distL="0" distR="0" wp14:anchorId="23C2F385" wp14:editId="5294E7C0">
+            <wp:extent cx="5940425" cy="2576830"/>
+            <wp:effectExtent l="0" t="0" r="3175" b="0"/>
+            <wp:docPr id="19" name="Рисунок 19"/>
+            <wp:cNvGraphicFramePr>
+              <a:graphicFrameLocks xmlns:a="http://schemas.openxmlformats.org/drawingml/2006/main" noChangeAspect="1"/>
+            </wp:cNvGraphicFramePr>
+            <a:graphic xmlns:a="http://schemas.openxmlformats.org/drawingml/2006/main">
+              <a:graphicData uri="http://schemas.openxmlformats.org/drawingml/2006/picture">
+                <pic:pic xmlns:pic="http://schemas.openxmlformats.org/drawingml/2006/picture">
+                  <pic:nvPicPr>
+                    <pic:cNvPr id="1" name=""/>
+                    <pic:cNvPicPr/>
+                  </pic:nvPicPr>
+                  <pic:blipFill>
+                    <a:blip r:embed="rId20"/>
+                    <a:stretch>
+                      <a:fillRect/>
+                    </a:stretch>
+                  </pic:blipFill>
+                  <pic:spPr>
+                    <a:xfrm>
+                      <a:off x="0" y="0"/>
+                      <a:ext cx="5940425" cy="2576830"/>
+                    </a:xfrm>
+                    <a:prstGeom prst="rect">
+                      <a:avLst/>
+                    </a:prstGeom>
+                  </pic:spPr>
+                </pic:pic>
+              </a:graphicData>
+            </a:graphic>
+          </wp:inline>
+        </w:drawing>
+      </w:r>
+    </w:p>
+    <w:p>
+      <w:pPr>
+        <w:rPr>
+          <w:rFonts w:ascii="Times New Roman" w:hAnsi="Times New Roman" w:cs="Times New Roman"/>
+          <w:sz w:val="28"/>
+          <w:szCs w:val="28"/>
+        </w:rPr>
+      </w:pPr>
+    </w:p>
+    <w:p>
+      <w:pPr>
+        <w:rPr>
+          <w:rFonts w:ascii="Times New Roman" w:hAnsi="Times New Roman" w:cs="Times New Roman"/>
+          <w:sz w:val="28"/>
+          <w:szCs w:val="28"/>
+        </w:rPr>
+      </w:pPr>
+      <w:r>
+        <w:rPr>
+          <w:rFonts w:ascii="Times New Roman" w:hAnsi="Times New Roman" w:cs="Times New Roman"/>
+          <w:sz w:val="28"/>
+          <w:szCs w:val="28"/>
+        </w:rPr>
+        <w:t>После чего было запущен файл</w:t>
+      </w:r>
+      <w:r>
+        <w:rPr>
+          <w:rFonts w:ascii="Times New Roman" w:hAnsi="Times New Roman" w:cs="Times New Roman"/>
+          <w:sz w:val="28"/>
+          <w:szCs w:val="28"/>
+        </w:rPr>
+        <w:t xml:space="preserve"> </w:t>
+      </w:r>
+      <w:r>
+        <w:rPr>
+          <w:rFonts w:ascii="Times New Roman" w:hAnsi="Times New Roman" w:cs="Times New Roman"/>
+          <w:sz w:val="28"/>
+          <w:szCs w:val="28"/>
+        </w:rPr>
+        <w:t>атаки на другом порту</w:t>
+      </w:r>
+      <w:r>
+        <w:rPr>
+          <w:rFonts w:ascii="Times New Roman" w:hAnsi="Times New Roman" w:cs="Times New Roman"/>
+          <w:sz w:val="28"/>
+          <w:szCs w:val="28"/>
+        </w:rPr>
+        <w:t>:</w:t>
+      </w:r>
+    </w:p>
+    <w:p>
+      <w:pPr>
+        <w:rPr>
+          <w:rFonts w:ascii="Times New Roman" w:hAnsi="Times New Roman" w:cs="Times New Roman"/>
+          <w:sz w:val="28"/>
+          <w:szCs w:val="28"/>
+        </w:rPr>
+      </w:pPr>
+      <w:r>
+        <w:rPr>
+          <w:rFonts w:ascii="Times New Roman" w:hAnsi="Times New Roman" w:cs="Times New Roman"/>
+          <w:sz w:val="28"/>
+          <w:szCs w:val="28"/>
+        </w:rPr>
+        <w:drawing>
+          <wp:inline distT="0" distB="0" distL="0" distR="0" wp14:anchorId="534DD38B" wp14:editId="31875EB9">
+            <wp:extent cx="5940425" cy="940435"/>
+            <wp:effectExtent l="0" t="0" r="3175" b="0"/>
+            <wp:docPr id="20" name="Рисунок 20"/>
+            <wp:cNvGraphicFramePr>
+              <a:graphicFrameLocks xmlns:a="http://schemas.openxmlformats.org/drawingml/2006/main" noChangeAspect="1"/>
+            </wp:cNvGraphicFramePr>
+            <a:graphic xmlns:a="http://schemas.openxmlformats.org/drawingml/2006/main">
+              <a:graphicData uri="http://schemas.openxmlformats.org/drawingml/2006/picture">
+                <pic:pic xmlns:pic="http://schemas.openxmlformats.org/drawingml/2006/picture">
+                  <pic:nvPicPr>
+                    <pic:cNvPr id="1" name=""/>
+                    <pic:cNvPicPr/>
+                  </pic:nvPicPr>
+                  <pic:blipFill>
+                    <a:blip r:embed="rId21"/>
+                    <a:stretch>
+                      <a:fillRect/>
+                    </a:stretch>
+                  </pic:blipFill>
+                  <pic:spPr>
+                    <a:xfrm>
+                      <a:off x="0" y="0"/>
+                      <a:ext cx="5940425" cy="940435"/>
+                    </a:xfrm>
+                    <a:prstGeom prst="rect">
+                      <a:avLst/>
+                    </a:prstGeom>
+                  </pic:spPr>
+                </pic:pic>
+              </a:graphicData>
+            </a:graphic>
+          </wp:inline>
+        </w:drawing>
+      </w:r>
+    </w:p>
+    <w:p>
+      <w:pPr>
+        <w:rPr>
+          <w:rFonts w:ascii="Times New Roman" w:hAnsi="Times New Roman" w:cs="Times New Roman"/>
+          <w:sz w:val="28"/>
+          <w:szCs w:val="28"/>
+        </w:rPr>
+      </w:pPr>
+    </w:p>
+    <w:p>
+      <w:pPr>
+        <w:rPr>
+          <w:rFonts w:ascii="Times New Roman" w:hAnsi="Times New Roman" w:cs="Times New Roman"/>
+          <w:sz w:val="28"/>
+          <w:szCs w:val="28"/>
+        </w:rPr>
+      </w:pPr>
+      <w:r>
+        <w:rPr>
+          <w:rFonts w:ascii="Times New Roman" w:hAnsi="Times New Roman" w:cs="Times New Roman"/>
+          <w:sz w:val="28"/>
+          <w:szCs w:val="28"/>
+        </w:rPr>
+        <w:t>И происходило автоматическое изменение почты уже авторизованного пользователя</w:t>
+      </w:r>
+      <w:r>
+        <w:rPr>
+          <w:rFonts w:ascii="Times New Roman" w:hAnsi="Times New Roman" w:cs="Times New Roman"/>
+          <w:sz w:val="28"/>
+          <w:szCs w:val="28"/>
+        </w:rPr>
+        <w:t>:</w:t>
+      </w:r>
+    </w:p>
+    <w:p>
+      <w:pPr>
+        <w:rPr>
+          <w:rFonts w:ascii="Times New Roman" w:hAnsi="Times New Roman" w:cs="Times New Roman"/>
+          <w:sz w:val="28"/>
+          <w:szCs w:val="28"/>
+        </w:rPr>
+      </w:pPr>
+      <w:r>
+        <w:rPr>
+          <w:rFonts w:ascii="Times New Roman" w:hAnsi="Times New Roman" w:cs="Times New Roman"/>
+          <w:sz w:val="28"/>
+          <w:szCs w:val="28"/>
+        </w:rPr>
+        <w:drawing>
+          <wp:inline distT="0" distB="0" distL="0" distR="0" wp14:anchorId="54054508" wp14:editId="266C8CCD">
+            <wp:extent cx="4921440" cy="3222963"/>
+            <wp:effectExtent l="19050" t="19050" r="12700" b="15875"/>
+            <wp:docPr id="21" name="Рисунок 21"/>
+            <wp:cNvGraphicFramePr>
+              <a:graphicFrameLocks xmlns:a="http://schemas.openxmlformats.org/drawingml/2006/main" noChangeAspect="1"/>
+            </wp:cNvGraphicFramePr>
+            <a:graphic xmlns:a="http://schemas.openxmlformats.org/drawingml/2006/main">
+              <a:graphicData uri="http://schemas.openxmlformats.org/drawingml/2006/picture">
+                <pic:pic xmlns:pic="http://schemas.openxmlformats.org/drawingml/2006/picture">
+                  <pic:nvPicPr>
+                    <pic:cNvPr id="1" name=""/>
+                    <pic:cNvPicPr/>
+                  </pic:nvPicPr>
+                  <pic:blipFill>
+                    <a:blip r:embed="rId22"/>
+                    <a:stretch>
+                      <a:fillRect/>
+                    </a:stretch>
+                  </pic:blipFill>
+                  <pic:spPr>
+                    <a:xfrm>
+                      <a:off x="0" y="0"/>
+                      <a:ext cx="4923496" cy="3224309"/>
+                    </a:xfrm>
+                    <a:prstGeom prst="rect">
+                      <a:avLst/>
+                    </a:prstGeom>
+                    <a:ln>
+                      <a:solidFill>
+                        <a:schemeClr val="tx1"/>
+                      </a:solidFill>
+                    </a:ln>
+                  </pic:spPr>
+                </pic:pic>
+              </a:graphicData>
+            </a:graphic>
+          </wp:inline>
+        </w:drawing>
+      </w:r>
+    </w:p>
+    <w:p>
+      <w:pPr>
+        <w:rPr>
+          <w:rFonts w:ascii="Times New Roman" w:hAnsi="Times New Roman" w:cs="Times New Roman"/>
+          <w:sz w:val="28"/>
+          <w:szCs w:val="28"/>
+        </w:rPr>
+      </w:pPr>
+    </w:p>
+    <w:p>
+      <w:pPr>
+        <w:rPr>
+          <w:rFonts w:ascii="Times New Roman" w:hAnsi="Times New Roman" w:cs="Times New Roman"/>
+          <w:sz w:val="28"/>
+          <w:szCs w:val="28"/>
+        </w:rPr>
+      </w:pPr>
+    </w:p>
+    <w:p>
+      <w:pPr>
+        <w:rPr>
+          <w:rFonts w:ascii="Times New Roman" w:hAnsi="Times New Roman" w:cs="Times New Roman"/>
+          <w:sz w:val="28"/>
+          <w:szCs w:val="28"/>
+        </w:rPr>
+      </w:pPr>
+      <w:r>
+        <w:rPr>
+          <w:rFonts w:ascii="Times New Roman" w:hAnsi="Times New Roman" w:cs="Times New Roman"/>
+          <w:sz w:val="28"/>
+          <w:szCs w:val="28"/>
+          <w:lang w:val="en-US"/>
+        </w:rPr>
+        <w:lastRenderedPageBreak/>
+        <w:t>6</w:t>
+      </w:r>
+      <w:r>
+        <w:rPr>
+          <w:rFonts w:ascii="Times New Roman" w:hAnsi="Times New Roman" w:cs="Times New Roman"/>
+          <w:sz w:val="28"/>
+          <w:szCs w:val="28"/>
+        </w:rPr>
+        <w:t xml:space="preserve"> Задание.</w:t>
+      </w:r>
+    </w:p>
+    <w:p>
+      <w:pPr>
+        <w:rPr>
+          <w:rFonts w:ascii="Times New Roman" w:hAnsi="Times New Roman" w:cs="Times New Roman"/>
+          <w:sz w:val="28"/>
+          <w:szCs w:val="28"/>
+        </w:rPr>
+      </w:pPr>
+      <w:r>
+        <w:rPr>
+          <w:rFonts w:ascii="Times New Roman" w:hAnsi="Times New Roman" w:cs="Times New Roman"/>
+          <w:sz w:val="28"/>
+          <w:szCs w:val="28"/>
+        </w:rPr>
+        <w:t>Требуется исправить уязвимости в коде</w:t>
+      </w:r>
+      <w:r>
+        <w:rPr>
+          <w:rFonts w:ascii="Times New Roman" w:hAnsi="Times New Roman" w:cs="Times New Roman"/>
+          <w:sz w:val="28"/>
+          <w:szCs w:val="28"/>
+        </w:rPr>
+        <w:t>:</w:t>
+      </w:r>
+    </w:p>
+    <w:tbl>
+      <w:tblPr>
+        <w:tblStyle w:val="a3"/>
+        <w:tblW w:w="0" w:type="auto"/>
+        <w:tblLayout w:type="fixed"/>
+        <w:tblLook w:val="04A0" w:firstRow="1" w:lastRow="0" w:firstColumn="1" w:lastColumn="0" w:noHBand="0" w:noVBand="1"/>
+      </w:tblPr>
+      <w:tblGrid>
+        <w:gridCol w:w="1271"/>
+        <w:gridCol w:w="4111"/>
+        <w:gridCol w:w="3963"/>
+      </w:tblGrid>
+      <w:tr>
+        <w:tc>
+          <w:tcPr>
+            <w:tcW w:w="1271" w:type="dxa"/>
+          </w:tcPr>
+          <w:p>
+            <w:pPr>
+              <w:rPr>
+                <w:rFonts w:ascii="Times New Roman" w:hAnsi="Times New Roman" w:cs="Times New Roman"/>
+                <w:sz w:val="24"/>
+                <w:szCs w:val="24"/>
+              </w:rPr>
+            </w:pPr>
+            <w:r>
+              <w:rPr>
+                <w:rFonts w:ascii="Times New Roman" w:hAnsi="Times New Roman" w:cs="Times New Roman"/>
+                <w:sz w:val="24"/>
+                <w:szCs w:val="24"/>
+              </w:rPr>
+              <w:t>Исправленная уязвимость</w:t>
+            </w:r>
+            <w:r>
+              <w:rPr>
+                <w:rFonts w:ascii="Times New Roman" w:hAnsi="Times New Roman" w:cs="Times New Roman"/>
+                <w:sz w:val="24"/>
+                <w:szCs w:val="24"/>
+                <w:lang w:val="en-US"/>
+              </w:rPr>
+              <w:t>/</w:t>
+            </w:r>
+            <w:r>
+              <w:rPr>
+                <w:rFonts w:ascii="Times New Roman" w:hAnsi="Times New Roman" w:cs="Times New Roman"/>
+                <w:sz w:val="24"/>
+                <w:szCs w:val="24"/>
+              </w:rPr>
+              <w:t>решение</w:t>
+            </w:r>
+          </w:p>
+        </w:tc>
+        <w:tc>
+          <w:tcPr>
+            <w:tcW w:w="4111" w:type="dxa"/>
+          </w:tcPr>
+          <w:p>
+            <w:pPr>
+              <w:jc w:val="center"/>
+              <w:rPr>
+                <w:rFonts w:ascii="Times New Roman" w:hAnsi="Times New Roman" w:cs="Times New Roman"/>
+                <w:sz w:val="28"/>
+                <w:szCs w:val="28"/>
+              </w:rPr>
+            </w:pPr>
+            <w:r>
+              <w:rPr>
+                <w:rFonts w:ascii="Times New Roman" w:hAnsi="Times New Roman" w:cs="Times New Roman"/>
+                <w:sz w:val="28"/>
+                <w:szCs w:val="28"/>
+              </w:rPr>
+              <w:t>ДО</w:t>
+            </w:r>
+          </w:p>
+        </w:tc>
+        <w:tc>
+          <w:tcPr>
+            <w:tcW w:w="3963" w:type="dxa"/>
+          </w:tcPr>
+          <w:p>
+            <w:pPr>
+              <w:jc w:val="center"/>
+              <w:rPr>
+                <w:rFonts w:ascii="Times New Roman" w:hAnsi="Times New Roman" w:cs="Times New Roman"/>
+                <w:sz w:val="28"/>
+                <w:szCs w:val="28"/>
+              </w:rPr>
+            </w:pPr>
+            <w:r>
+              <w:rPr>
+                <w:rFonts w:ascii="Times New Roman" w:hAnsi="Times New Roman" w:cs="Times New Roman"/>
+                <w:sz w:val="28"/>
+                <w:szCs w:val="28"/>
+              </w:rPr>
+              <w:t>ПОСЛЕ</w:t>
+            </w:r>
+          </w:p>
+        </w:tc>
+      </w:tr>
+      <w:tr>
+        <w:tc>
+          <w:tcPr>
+            <w:tcW w:w="1271" w:type="dxa"/>
+          </w:tcPr>
+          <w:p>
+            <w:pPr>
+              <w:rPr>
+                <w:rFonts w:ascii="Times New Roman" w:hAnsi="Times New Roman" w:cs="Times New Roman"/>
+                <w:sz w:val="24"/>
+                <w:szCs w:val="24"/>
+              </w:rPr>
+            </w:pPr>
+            <w:r>
+              <w:rPr>
+                <w:rFonts w:ascii="Times New Roman" w:hAnsi="Times New Roman" w:cs="Times New Roman"/>
+                <w:sz w:val="24"/>
+                <w:szCs w:val="24"/>
+                <w:lang w:val="en-US"/>
+              </w:rPr>
+              <w:t>SQL-</w:t>
+            </w:r>
+            <w:r>
+              <w:rPr>
+                <w:rFonts w:ascii="Times New Roman" w:hAnsi="Times New Roman" w:cs="Times New Roman"/>
+                <w:sz w:val="24"/>
+                <w:szCs w:val="24"/>
+              </w:rPr>
+              <w:t>инъекции</w:t>
+            </w:r>
+            <w:r>
+              <w:rPr>
+                <w:rFonts w:ascii="Times New Roman" w:hAnsi="Times New Roman" w:cs="Times New Roman"/>
+                <w:sz w:val="24"/>
+                <w:szCs w:val="24"/>
+                <w:lang w:val="en-US"/>
+              </w:rPr>
+              <w:t>/</w:t>
+            </w:r>
+            <w:r>
+              <w:rPr>
+                <w:rFonts w:ascii="Times New Roman" w:hAnsi="Times New Roman" w:cs="Times New Roman"/>
+                <w:sz w:val="24"/>
+                <w:szCs w:val="24"/>
+              </w:rPr>
+              <w:t>экранирование</w:t>
+            </w:r>
+          </w:p>
+        </w:tc>
+        <w:tc>
+          <w:tcPr>
+            <w:tcW w:w="4111" w:type="dxa"/>
+          </w:tcPr>
+          <w:p>
+            <w:pPr>
+              <w:jc w:val="center"/>
+              <w:rPr>
+                <w:rFonts w:ascii="Times New Roman" w:hAnsi="Times New Roman" w:cs="Times New Roman"/>
+                <w:sz w:val="28"/>
+                <w:szCs w:val="28"/>
+              </w:rPr>
+            </w:pPr>
+            <w:r>
+              <w:rPr>
+                <w:rFonts w:ascii="Times New Roman" w:hAnsi="Times New Roman" w:cs="Times New Roman"/>
+                <w:sz w:val="28"/>
+                <w:szCs w:val="28"/>
+              </w:rPr>
+              <w:drawing>
+                <wp:inline distT="0" distB="0" distL="0" distR="0" wp14:anchorId="16ADA439" wp14:editId="7BAF6229">
+                  <wp:extent cx="2320356" cy="1054358"/>
+                  <wp:effectExtent l="0" t="0" r="3810" b="0"/>
+                  <wp:docPr id="22" name="Рисунок 22"/>
+                  <wp:cNvGraphicFramePr>
+                    <a:graphicFrameLocks xmlns:a="http://schemas.openxmlformats.org/drawingml/2006/main" noChangeAspect="1"/>
+                  </wp:cNvGraphicFramePr>
+                  <a:graphic xmlns:a="http://schemas.openxmlformats.org/drawingml/2006/main">
+                    <a:graphicData uri="http://schemas.openxmlformats.org/drawingml/2006/picture">
+                      <pic:pic xmlns:pic="http://schemas.openxmlformats.org/drawingml/2006/picture">
+                        <pic:nvPicPr>
+                          <pic:cNvPr id="1" name=""/>
+                          <pic:cNvPicPr/>
+                        </pic:nvPicPr>
+                        <pic:blipFill>
+                          <a:blip r:embed="rId23"/>
+                          <a:stretch>
+                            <a:fillRect/>
+                          </a:stretch>
+                        </pic:blipFill>
+                        <pic:spPr>
+                          <a:xfrm>
+                            <a:off x="0" y="0"/>
+                            <a:ext cx="2396170" cy="1088807"/>
+                          </a:xfrm>
+                          <a:prstGeom prst="rect">
+                            <a:avLst/>
+                          </a:prstGeom>
+                        </pic:spPr>
+                      </pic:pic>
+                    </a:graphicData>
+                  </a:graphic>
+                </wp:inline>
+              </w:drawing>
+            </w:r>
+          </w:p>
+          <w:p>
+            <w:pPr>
+              <w:jc w:val="center"/>
+              <w:rPr>
+                <w:rFonts w:ascii="Times New Roman" w:hAnsi="Times New Roman" w:cs="Times New Roman"/>
+                <w:sz w:val="28"/>
+                <w:szCs w:val="28"/>
+              </w:rPr>
+            </w:pPr>
+            <w:r>
+              <w:rPr>
+                <w:rFonts w:ascii="Times New Roman" w:hAnsi="Times New Roman" w:cs="Times New Roman"/>
+                <w:sz w:val="28"/>
+                <w:szCs w:val="28"/>
+              </w:rPr>
+              <w:drawing>
+                <wp:inline distT="0" distB="0" distL="0" distR="0" wp14:anchorId="4CEEFED5" wp14:editId="07B317BC">
+                  <wp:extent cx="2473325" cy="346075"/>
+                  <wp:effectExtent l="0" t="0" r="3175" b="0"/>
+                  <wp:docPr id="24" name="Рисунок 24"/>
+                  <wp:cNvGraphicFramePr>
+                    <a:graphicFrameLocks xmlns:a="http://schemas.openxmlformats.org/drawingml/2006/main" noChangeAspect="1"/>
+                  </wp:cNvGraphicFramePr>
+                  <a:graphic xmlns:a="http://schemas.openxmlformats.org/drawingml/2006/main">
+                    <a:graphicData uri="http://schemas.openxmlformats.org/drawingml/2006/picture">
+                      <pic:pic xmlns:pic="http://schemas.openxmlformats.org/drawingml/2006/picture">
+                        <pic:nvPicPr>
+                          <pic:cNvPr id="1" name=""/>
+                          <pic:cNvPicPr/>
+                        </pic:nvPicPr>
+                        <pic:blipFill>
+                          <a:blip r:embed="rId24"/>
+                          <a:stretch>
+                            <a:fillRect/>
+                          </a:stretch>
+                        </pic:blipFill>
+                        <pic:spPr>
+                          <a:xfrm>
+                            <a:off x="0" y="0"/>
+                            <a:ext cx="2473325" cy="346075"/>
+                          </a:xfrm>
+                          <a:prstGeom prst="rect">
+                            <a:avLst/>
+                          </a:prstGeom>
+                        </pic:spPr>
+                      </pic:pic>
+                    </a:graphicData>
+                  </a:graphic>
+                </wp:inline>
+              </w:drawing>
+            </w:r>
+          </w:p>
+        </w:tc>
+        <w:tc>
+          <w:tcPr>
+            <w:tcW w:w="3963" w:type="dxa"/>
+          </w:tcPr>
+          <w:p>
+            <w:pPr>
+              <w:jc w:val="center"/>
+              <w:rPr>
+                <w:rFonts w:ascii="Times New Roman" w:hAnsi="Times New Roman" w:cs="Times New Roman"/>
+                <w:sz w:val="28"/>
+                <w:szCs w:val="28"/>
+              </w:rPr>
+            </w:pPr>
+            <w:r>
+              <w:rPr>
+                <w:rFonts w:ascii="Times New Roman" w:hAnsi="Times New Roman" w:cs="Times New Roman"/>
+                <w:sz w:val="28"/>
+                <w:szCs w:val="28"/>
+              </w:rPr>
+              <w:drawing>
+                <wp:inline distT="0" distB="0" distL="0" distR="0" wp14:anchorId="442234F4" wp14:editId="55EC36B0">
+                  <wp:extent cx="2320279" cy="937444"/>
+                  <wp:effectExtent l="0" t="0" r="4445" b="0"/>
+                  <wp:docPr id="23" name="Рисунок 23"/>
+                  <wp:cNvGraphicFramePr>
+                    <a:graphicFrameLocks xmlns:a="http://schemas.openxmlformats.org/drawingml/2006/main" noChangeAspect="1"/>
+                  </wp:cNvGraphicFramePr>
+                  <a:graphic xmlns:a="http://schemas.openxmlformats.org/drawingml/2006/main">
+                    <a:graphicData uri="http://schemas.openxmlformats.org/drawingml/2006/picture">
+                      <pic:pic xmlns:pic="http://schemas.openxmlformats.org/drawingml/2006/picture">
+                        <pic:nvPicPr>
+                          <pic:cNvPr id="1" name=""/>
+                          <pic:cNvPicPr/>
+                        </pic:nvPicPr>
+                        <pic:blipFill>
+                          <a:blip r:embed="rId25"/>
+                          <a:stretch>
+                            <a:fillRect/>
+                          </a:stretch>
+                        </pic:blipFill>
+                        <pic:spPr>
+                          <a:xfrm>
+                            <a:off x="0" y="0"/>
+                            <a:ext cx="2357680" cy="952555"/>
+                          </a:xfrm>
+                          <a:prstGeom prst="rect">
+                            <a:avLst/>
+                          </a:prstGeom>
+                        </pic:spPr>
+                      </pic:pic>
+                    </a:graphicData>
+                  </a:graphic>
+                </wp:inline>
+              </w:drawing>
+            </w:r>
+          </w:p>
+          <w:p>
+            <w:pPr>
+              <w:jc w:val="center"/>
+              <w:rPr>
+                <w:rFonts w:ascii="Times New Roman" w:hAnsi="Times New Roman" w:cs="Times New Roman"/>
+                <w:sz w:val="28"/>
+                <w:szCs w:val="28"/>
+              </w:rPr>
+            </w:pPr>
+            <w:r>
+              <w:rPr>
+                <w:rFonts w:ascii="Times New Roman" w:hAnsi="Times New Roman" w:cs="Times New Roman"/>
+                <w:sz w:val="28"/>
+                <w:szCs w:val="28"/>
+              </w:rPr>
+              <w:drawing>
+                <wp:inline distT="0" distB="0" distL="0" distR="0" wp14:anchorId="11E21C87" wp14:editId="2A6D114E">
+                  <wp:extent cx="2379345" cy="307340"/>
+                  <wp:effectExtent l="0" t="0" r="1905" b="0"/>
+                  <wp:docPr id="25" name="Рисунок 25"/>
+                  <wp:cNvGraphicFramePr>
+                    <a:graphicFrameLocks xmlns:a="http://schemas.openxmlformats.org/drawingml/2006/main" noChangeAspect="1"/>
+                  </wp:cNvGraphicFramePr>
+                  <a:graphic xmlns:a="http://schemas.openxmlformats.org/drawingml/2006/main">
+                    <a:graphicData uri="http://schemas.openxmlformats.org/drawingml/2006/picture">
+                      <pic:pic xmlns:pic="http://schemas.openxmlformats.org/drawingml/2006/picture">
+                        <pic:nvPicPr>
+                          <pic:cNvPr id="1" name=""/>
+                          <pic:cNvPicPr/>
+                        </pic:nvPicPr>
+                        <pic:blipFill>
+                          <a:blip r:embed="rId26"/>
+                          <a:stretch>
+                            <a:fillRect/>
+                          </a:stretch>
+                        </pic:blipFill>
+                        <pic:spPr>
+                          <a:xfrm>
+                            <a:off x="0" y="0"/>
+                            <a:ext cx="2379345" cy="307340"/>
+                          </a:xfrm>
+                          <a:prstGeom prst="rect">
+                            <a:avLst/>
+                          </a:prstGeom>
+                        </pic:spPr>
+                      </pic:pic>
+                    </a:graphicData>
+                  </a:graphic>
+                </wp:inline>
+              </w:drawing>
+            </w:r>
+          </w:p>
+        </w:tc>
+      </w:tr>
+      <w:tr>
+        <w:tc>
+          <w:tcPr>
+            <w:tcW w:w="1271" w:type="dxa"/>
+          </w:tcPr>
+          <w:p>
+            <w:pPr>
+              <w:jc w:val="center"/>
+              <w:rPr>
+                <w:rFonts w:ascii="Times New Roman" w:hAnsi="Times New Roman" w:cs="Times New Roman"/>
+                <w:sz w:val="24"/>
+                <w:szCs w:val="24"/>
+              </w:rPr>
+            </w:pPr>
+            <w:r>
+              <w:rPr>
+                <w:rFonts w:ascii="Times New Roman" w:hAnsi="Times New Roman" w:cs="Times New Roman"/>
+                <w:sz w:val="24"/>
+                <w:szCs w:val="24"/>
+                <w:lang w:val="en-US"/>
+              </w:rPr>
+              <w:t>XSS</w:t>
+            </w:r>
+            <w:r>
+              <w:rPr>
+                <w:rFonts w:ascii="Times New Roman" w:hAnsi="Times New Roman" w:cs="Times New Roman"/>
+                <w:sz w:val="24"/>
+                <w:szCs w:val="24"/>
+              </w:rPr>
+              <w:t xml:space="preserve">-инъекции/экранирование </w:t>
+            </w:r>
+            <w:r>
+              <w:rPr>
+                <w:rFonts w:ascii="Times New Roman" w:hAnsi="Times New Roman" w:cs="Times New Roman"/>
+                <w:sz w:val="24"/>
+                <w:szCs w:val="24"/>
+                <w:lang w:val="en-US"/>
+              </w:rPr>
+              <w:t>HTML</w:t>
+            </w:r>
+            <w:r>
+              <w:rPr>
+                <w:rFonts w:ascii="Times New Roman" w:hAnsi="Times New Roman" w:cs="Times New Roman"/>
+                <w:sz w:val="24"/>
+                <w:szCs w:val="24"/>
+              </w:rPr>
+              <w:t>-символов</w:t>
+            </w:r>
+          </w:p>
+        </w:tc>
+        <w:tc>
+          <w:tcPr>
+            <w:tcW w:w="4111" w:type="dxa"/>
+          </w:tcPr>
+          <w:p>
+            <w:pPr>
+              <w:jc w:val="center"/>
+              <w:rPr>
+                <w:rFonts w:ascii="Times New Roman" w:hAnsi="Times New Roman" w:cs="Times New Roman"/>
+                <w:sz w:val="28"/>
+                <w:szCs w:val="28"/>
+                <w:lang w:val="en-US"/>
+              </w:rPr>
+            </w:pPr>
+            <w:r>
+              <w:rPr>
+                <w:rFonts w:ascii="Times New Roman" w:hAnsi="Times New Roman" w:cs="Times New Roman"/>
+                <w:sz w:val="28"/>
+                <w:szCs w:val="28"/>
+                <w:lang w:val="en-US"/>
+              </w:rPr>
+              <w:drawing>
+                <wp:inline distT="0" distB="0" distL="0" distR="0" wp14:anchorId="5D127451" wp14:editId="28054130">
+                  <wp:extent cx="2473325" cy="66675"/>
+                  <wp:effectExtent l="0" t="0" r="3175" b="9525"/>
+                  <wp:docPr id="26" name="Рисунок 26"/>
+                  <wp:cNvGraphicFramePr>
+                    <a:graphicFrameLocks xmlns:a="http://schemas.openxmlformats.org/drawingml/2006/main" noChangeAspect="1"/>
+                  </wp:cNvGraphicFramePr>
+                  <a:graphic xmlns:a="http://schemas.openxmlformats.org/drawingml/2006/main">
+                    <a:graphicData uri="http://schemas.openxmlformats.org/drawingml/2006/picture">
+                      <pic:pic xmlns:pic="http://schemas.openxmlformats.org/drawingml/2006/picture">
+                        <pic:nvPicPr>
+                          <pic:cNvPr id="1" name=""/>
+                          <pic:cNvPicPr/>
+                        </pic:nvPicPr>
+                        <pic:blipFill>
+                          <a:blip r:embed="rId27"/>
+                          <a:stretch>
+                            <a:fillRect/>
+                          </a:stretch>
+                        </pic:blipFill>
+                        <pic:spPr>
+                          <a:xfrm>
+                            <a:off x="0" y="0"/>
+                            <a:ext cx="2473325" cy="66675"/>
+                          </a:xfrm>
+                          <a:prstGeom prst="rect">
+                            <a:avLst/>
+                          </a:prstGeom>
+                        </pic:spPr>
+                      </pic:pic>
+                    </a:graphicData>
+                  </a:graphic>
+                </wp:inline>
+              </w:drawing>
+            </w:r>
+          </w:p>
+          <w:p>
+            <w:pPr>
+              <w:jc w:val="center"/>
+              <w:rPr>
+                <w:rFonts w:ascii="Times New Roman" w:hAnsi="Times New Roman" w:cs="Times New Roman"/>
+                <w:sz w:val="28"/>
+                <w:szCs w:val="28"/>
+                <w:lang w:val="en-US"/>
+              </w:rPr>
+            </w:pPr>
+            <w:r>
+              <w:rPr>
+                <w:rFonts w:ascii="Times New Roman" w:hAnsi="Times New Roman" w:cs="Times New Roman"/>
+                <w:sz w:val="28"/>
+                <w:szCs w:val="28"/>
+                <w:lang w:val="en-US"/>
+              </w:rPr>
+              <w:drawing>
+                <wp:inline distT="0" distB="0" distL="0" distR="0" wp14:anchorId="704014D8" wp14:editId="656C90B0">
+                  <wp:extent cx="2473325" cy="122555"/>
+                  <wp:effectExtent l="0" t="0" r="3175" b="0"/>
+                  <wp:docPr id="27" name="Рисунок 27"/>
+                  <wp:cNvGraphicFramePr>
+                    <a:graphicFrameLocks xmlns:a="http://schemas.openxmlformats.org/drawingml/2006/main" noChangeAspect="1"/>
+                  </wp:cNvGraphicFramePr>
+                  <a:graphic xmlns:a="http://schemas.openxmlformats.org/drawingml/2006/main">
+                    <a:graphicData uri="http://schemas.openxmlformats.org/drawingml/2006/picture">
+                      <pic:pic xmlns:pic="http://schemas.openxmlformats.org/drawingml/2006/picture">
+                        <pic:nvPicPr>
+                          <pic:cNvPr id="1" name=""/>
+                          <pic:cNvPicPr/>
+                        </pic:nvPicPr>
+                        <pic:blipFill>
+                          <a:blip r:embed="rId28"/>
+                          <a:stretch>
+                            <a:fillRect/>
+                          </a:stretch>
+                        </pic:blipFill>
+                        <pic:spPr>
+                          <a:xfrm>
+                            <a:off x="0" y="0"/>
+                            <a:ext cx="2473325" cy="122555"/>
+                          </a:xfrm>
+                          <a:prstGeom prst="rect">
+                            <a:avLst/>
+                          </a:prstGeom>
+                        </pic:spPr>
+                      </pic:pic>
+                    </a:graphicData>
+                  </a:graphic>
+                </wp:inline>
+              </w:drawing>
+            </w:r>
+          </w:p>
+          <w:p>
+            <w:pPr>
+              <w:jc w:val="center"/>
+              <w:rPr>
+                <w:rFonts w:ascii="Times New Roman" w:hAnsi="Times New Roman" w:cs="Times New Roman"/>
+                <w:sz w:val="28"/>
+                <w:szCs w:val="28"/>
+                <w:lang w:val="en-US"/>
+              </w:rPr>
+            </w:pPr>
+            <w:r>
+              <w:rPr>
+                <w:rFonts w:ascii="Times New Roman" w:hAnsi="Times New Roman" w:cs="Times New Roman"/>
+                <w:sz w:val="28"/>
+                <w:szCs w:val="28"/>
+                <w:lang w:val="en-US"/>
+              </w:rPr>
+              <w:drawing>
+                <wp:inline distT="0" distB="0" distL="0" distR="0" wp14:anchorId="15B5603C" wp14:editId="6A3992EB">
+                  <wp:extent cx="2473325" cy="68580"/>
+                  <wp:effectExtent l="0" t="0" r="3175" b="7620"/>
+                  <wp:docPr id="30" name="Рисунок 30"/>
+                  <wp:cNvGraphicFramePr>
+                    <a:graphicFrameLocks xmlns:a="http://schemas.openxmlformats.org/drawingml/2006/main" noChangeAspect="1"/>
+                  </wp:cNvGraphicFramePr>
+                  <a:graphic xmlns:a="http://schemas.openxmlformats.org/drawingml/2006/main">
+                    <a:graphicData uri="http://schemas.openxmlformats.org/drawingml/2006/picture">
+                      <pic:pic xmlns:pic="http://schemas.openxmlformats.org/drawingml/2006/picture">
+                        <pic:nvPicPr>
+                          <pic:cNvPr id="1" name=""/>
+                          <pic:cNvPicPr/>
+                        </pic:nvPicPr>
+                        <pic:blipFill>
+                          <a:blip r:embed="rId29"/>
+                          <a:stretch>
+                            <a:fillRect/>
+                          </a:stretch>
+                        </pic:blipFill>
+                        <pic:spPr>
+                          <a:xfrm>
+                            <a:off x="0" y="0"/>
+                            <a:ext cx="2473325" cy="68580"/>
+                          </a:xfrm>
+                          <a:prstGeom prst="rect">
+                            <a:avLst/>
+                          </a:prstGeom>
+                        </pic:spPr>
+                      </pic:pic>
+                    </a:graphicData>
+                  </a:graphic>
+                </wp:inline>
+              </w:drawing>
+            </w:r>
+          </w:p>
+          <w:p>
+            <w:pPr>
+              <w:jc w:val="center"/>
+              <w:rPr>
+                <w:rFonts w:ascii="Times New Roman" w:hAnsi="Times New Roman" w:cs="Times New Roman"/>
+                <w:sz w:val="28"/>
+                <w:szCs w:val="28"/>
+                <w:lang w:val="en-US"/>
+              </w:rPr>
+            </w:pPr>
+            <w:r>
+              <w:rPr>
+                <w:rFonts w:ascii="Times New Roman" w:hAnsi="Times New Roman" w:cs="Times New Roman"/>
+                <w:sz w:val="28"/>
+                <w:szCs w:val="28"/>
+                <w:lang w:val="en-US"/>
+              </w:rPr>
+              <w:drawing>
+                <wp:inline distT="0" distB="0" distL="0" distR="0" wp14:anchorId="738CC826" wp14:editId="7AE76039">
+                  <wp:extent cx="2473325" cy="73025"/>
+                  <wp:effectExtent l="0" t="0" r="3175" b="3175"/>
+                  <wp:docPr id="34" name="Рисунок 34"/>
+                  <wp:cNvGraphicFramePr>
+                    <a:graphicFrameLocks xmlns:a="http://schemas.openxmlformats.org/drawingml/2006/main" noChangeAspect="1"/>
+                  </wp:cNvGraphicFramePr>
+                  <a:graphic xmlns:a="http://schemas.openxmlformats.org/drawingml/2006/main">
+                    <a:graphicData uri="http://schemas.openxmlformats.org/drawingml/2006/picture">
+                      <pic:pic xmlns:pic="http://schemas.openxmlformats.org/drawingml/2006/picture">
+                        <pic:nvPicPr>
+                          <pic:cNvPr id="1" name=""/>
+                          <pic:cNvPicPr/>
+                        </pic:nvPicPr>
+                        <pic:blipFill>
+                          <a:blip r:embed="rId30"/>
+                          <a:stretch>
+                            <a:fillRect/>
+                          </a:stretch>
+                        </pic:blipFill>
+                        <pic:spPr>
+                          <a:xfrm>
+                            <a:off x="0" y="0"/>
+                            <a:ext cx="2473325" cy="73025"/>
+                          </a:xfrm>
+                          <a:prstGeom prst="rect">
+                            <a:avLst/>
+                          </a:prstGeom>
+                        </pic:spPr>
+                      </pic:pic>
+                    </a:graphicData>
+                  </a:graphic>
+                </wp:inline>
+              </w:drawing>
+            </w:r>
+          </w:p>
+          <w:p>
+            <w:pPr>
+              <w:jc w:val="center"/>
+              <w:rPr>
+                <w:rFonts w:ascii="Times New Roman" w:hAnsi="Times New Roman" w:cs="Times New Roman"/>
+                <w:sz w:val="28"/>
+                <w:szCs w:val="28"/>
+                <w:lang w:val="en-US"/>
+              </w:rPr>
+            </w:pPr>
+            <w:r>
+              <w:rPr>
+                <w:rFonts w:ascii="Times New Roman" w:hAnsi="Times New Roman" w:cs="Times New Roman"/>
+                <w:sz w:val="28"/>
+                <w:szCs w:val="28"/>
+                <w:lang w:val="en-US"/>
+              </w:rPr>
+              <w:drawing>
+                <wp:inline distT="0" distB="0" distL="0" distR="0" wp14:anchorId="674623D9" wp14:editId="08DA1C91">
+                  <wp:extent cx="2473325" cy="55880"/>
+                  <wp:effectExtent l="0" t="0" r="3175" b="1270"/>
+                  <wp:docPr id="35" name="Рисунок 35"/>
+                  <wp:cNvGraphicFramePr>
+                    <a:graphicFrameLocks xmlns:a="http://schemas.openxmlformats.org/drawingml/2006/main" noChangeAspect="1"/>
+                  </wp:cNvGraphicFramePr>
+                  <a:graphic xmlns:a="http://schemas.openxmlformats.org/drawingml/2006/main">
+                    <a:graphicData uri="http://schemas.openxmlformats.org/drawingml/2006/picture">
+                      <pic:pic xmlns:pic="http://schemas.openxmlformats.org/drawingml/2006/picture">
+                        <pic:nvPicPr>
+                          <pic:cNvPr id="1" name=""/>
+                          <pic:cNvPicPr/>
+                        </pic:nvPicPr>
+                        <pic:blipFill>
+                          <a:blip r:embed="rId31"/>
+                          <a:stretch>
+                            <a:fillRect/>
+                          </a:stretch>
+                        </pic:blipFill>
+                        <pic:spPr>
+                          <a:xfrm>
+                            <a:off x="0" y="0"/>
+                            <a:ext cx="2473325" cy="55880"/>
+                          </a:xfrm>
+                          <a:prstGeom prst="rect">
+                            <a:avLst/>
+                          </a:prstGeom>
+                        </pic:spPr>
+                      </pic:pic>
+                    </a:graphicData>
+                  </a:graphic>
+                </wp:inline>
+              </w:drawing>
+            </w:r>
+          </w:p>
+          <w:p>
+            <w:pPr>
+              <w:jc w:val="center"/>
+              <w:rPr>
+                <w:rFonts w:ascii="Times New Roman" w:hAnsi="Times New Roman" w:cs="Times New Roman"/>
+                <w:sz w:val="28"/>
+                <w:szCs w:val="28"/>
+                <w:lang w:val="en-US"/>
+              </w:rPr>
+            </w:pPr>
+            <w:r>
+              <w:rPr>
+                <w:rFonts w:ascii="Times New Roman" w:hAnsi="Times New Roman" w:cs="Times New Roman"/>
+                <w:sz w:val="28"/>
+                <w:szCs w:val="28"/>
+                <w:lang w:val="en-US"/>
+              </w:rPr>
+              <w:drawing>
+                <wp:inline distT="0" distB="0" distL="0" distR="0" wp14:anchorId="6AFF67AA" wp14:editId="6338C57D">
+                  <wp:extent cx="2473325" cy="74930"/>
+                  <wp:effectExtent l="0" t="0" r="3175" b="1270"/>
+                  <wp:docPr id="38" name="Рисунок 38"/>
+                  <wp:cNvGraphicFramePr>
+                    <a:graphicFrameLocks xmlns:a="http://schemas.openxmlformats.org/drawingml/2006/main" noChangeAspect="1"/>
+                  </wp:cNvGraphicFramePr>
+                  <a:graphic xmlns:a="http://schemas.openxmlformats.org/drawingml/2006/main">
+                    <a:graphicData uri="http://schemas.openxmlformats.org/drawingml/2006/picture">
+                      <pic:pic xmlns:pic="http://schemas.openxmlformats.org/drawingml/2006/picture">
+                        <pic:nvPicPr>
+                          <pic:cNvPr id="1" name=""/>
+                          <pic:cNvPicPr/>
+                        </pic:nvPicPr>
+                        <pic:blipFill>
+                          <a:blip r:embed="rId32"/>
+                          <a:stretch>
+                            <a:fillRect/>
+                          </a:stretch>
+                        </pic:blipFill>
+                        <pic:spPr>
+                          <a:xfrm>
+                            <a:off x="0" y="0"/>
+                            <a:ext cx="2473325" cy="74930"/>
+                          </a:xfrm>
+                          <a:prstGeom prst="rect">
+                            <a:avLst/>
+                          </a:prstGeom>
+                        </pic:spPr>
+                      </pic:pic>
+                    </a:graphicData>
+                  </a:graphic>
+                </wp:inline>
+              </w:drawing>
+            </w:r>
+          </w:p>
+          <w:p>
+            <w:pPr>
+              <w:jc w:val="center"/>
+              <w:rPr>
+                <w:rFonts w:ascii="Times New Roman" w:hAnsi="Times New Roman" w:cs="Times New Roman"/>
+                <w:sz w:val="28"/>
+                <w:szCs w:val="28"/>
+                <w:lang w:val="en-US"/>
+              </w:rPr>
+            </w:pPr>
+            <w:r>
+              <w:rPr>
+                <w:rFonts w:ascii="Times New Roman" w:hAnsi="Times New Roman" w:cs="Times New Roman"/>
+                <w:sz w:val="28"/>
+                <w:szCs w:val="28"/>
+                <w:lang w:val="en-US"/>
+              </w:rPr>
+              <w:drawing>
+                <wp:inline distT="0" distB="0" distL="0" distR="0" wp14:anchorId="3401FE9E" wp14:editId="4B91CDC3">
+                  <wp:extent cx="2473325" cy="66675"/>
+                  <wp:effectExtent l="0" t="0" r="3175" b="9525"/>
+                  <wp:docPr id="39" name="Рисунок 39"/>
+                  <wp:cNvGraphicFramePr>
+                    <a:graphicFrameLocks xmlns:a="http://schemas.openxmlformats.org/drawingml/2006/main" noChangeAspect="1"/>
+                  </wp:cNvGraphicFramePr>
+                  <a:graphic xmlns:a="http://schemas.openxmlformats.org/drawingml/2006/main">
+                    <a:graphicData uri="http://schemas.openxmlformats.org/drawingml/2006/picture">
+                      <pic:pic xmlns:pic="http://schemas.openxmlformats.org/drawingml/2006/picture">
+                        <pic:nvPicPr>
+                          <pic:cNvPr id="1" name=""/>
+                          <pic:cNvPicPr/>
+                        </pic:nvPicPr>
+                        <pic:blipFill>
+                          <a:blip r:embed="rId33"/>
+                          <a:stretch>
+                            <a:fillRect/>
+                          </a:stretch>
+                        </pic:blipFill>
+                        <pic:spPr>
+                          <a:xfrm>
+                            <a:off x="0" y="0"/>
+                            <a:ext cx="2473325" cy="66675"/>
+                          </a:xfrm>
+                          <a:prstGeom prst="rect">
+                            <a:avLst/>
+                          </a:prstGeom>
+                        </pic:spPr>
+                      </pic:pic>
+                    </a:graphicData>
+                  </a:graphic>
+                </wp:inline>
+              </w:drawing>
+            </w:r>
+          </w:p>
+        </w:tc>
+        <w:tc>
+          <w:tcPr>
+            <w:tcW w:w="3963" w:type="dxa"/>
+          </w:tcPr>
+          <w:p>
+            <w:pPr>
+              <w:jc w:val="center"/>
+              <w:rPr>
+                <w:rFonts w:ascii="Times New Roman" w:hAnsi="Times New Roman" w:cs="Times New Roman"/>
+                <w:sz w:val="28"/>
+                <w:szCs w:val="28"/>
+              </w:rPr>
+            </w:pPr>
+            <w:r>
+              <w:rPr>
+                <w:rFonts w:ascii="Times New Roman" w:hAnsi="Times New Roman" w:cs="Times New Roman"/>
+                <w:sz w:val="28"/>
+                <w:szCs w:val="28"/>
+              </w:rPr>
+              <w:drawing>
+                <wp:inline distT="0" distB="0" distL="0" distR="0" wp14:anchorId="090C42CB" wp14:editId="366B25D0">
+                  <wp:extent cx="2379345" cy="46990"/>
+                  <wp:effectExtent l="0" t="0" r="1905" b="0"/>
+                  <wp:docPr id="28" name="Рисунок 28"/>
+                  <wp:cNvGraphicFramePr>
+                    <a:graphicFrameLocks xmlns:a="http://schemas.openxmlformats.org/drawingml/2006/main" noChangeAspect="1"/>
+                  </wp:cNvGraphicFramePr>
+                  <a:graphic xmlns:a="http://schemas.openxmlformats.org/drawingml/2006/main">
+                    <a:graphicData uri="http://schemas.openxmlformats.org/drawingml/2006/picture">
+                      <pic:pic xmlns:pic="http://schemas.openxmlformats.org/drawingml/2006/picture">
+                        <pic:nvPicPr>
+                          <pic:cNvPr id="1" name=""/>
+                          <pic:cNvPicPr/>
+                        </pic:nvPicPr>
+                        <pic:blipFill>
+                          <a:blip r:embed="rId34"/>
+                          <a:stretch>
+                            <a:fillRect/>
+                          </a:stretch>
+                        </pic:blipFill>
+                        <pic:spPr>
+                          <a:xfrm>
+                            <a:off x="0" y="0"/>
+                            <a:ext cx="2379345" cy="46990"/>
+                          </a:xfrm>
+                          <a:prstGeom prst="rect">
+                            <a:avLst/>
+                          </a:prstGeom>
+                        </pic:spPr>
+                      </pic:pic>
+                    </a:graphicData>
+                  </a:graphic>
+                </wp:inline>
+              </w:drawing>
+            </w:r>
+          </w:p>
+          <w:p>
+            <w:pPr>
+              <w:jc w:val="center"/>
+              <w:rPr>
+                <w:rFonts w:ascii="Times New Roman" w:hAnsi="Times New Roman" w:cs="Times New Roman"/>
+                <w:sz w:val="28"/>
+                <w:szCs w:val="28"/>
+              </w:rPr>
+            </w:pPr>
+            <w:r>
+              <w:rPr>
+                <w:rFonts w:ascii="Times New Roman" w:hAnsi="Times New Roman" w:cs="Times New Roman"/>
+                <w:sz w:val="28"/>
+                <w:szCs w:val="28"/>
+              </w:rPr>
+              <w:drawing>
+                <wp:inline distT="0" distB="0" distL="0" distR="0" wp14:anchorId="783F7EF8" wp14:editId="36F6EF9F">
+                  <wp:extent cx="2379345" cy="81280"/>
+                  <wp:effectExtent l="0" t="0" r="1905" b="0"/>
+                  <wp:docPr id="29" name="Рисунок 29"/>
+                  <wp:cNvGraphicFramePr>
+                    <a:graphicFrameLocks xmlns:a="http://schemas.openxmlformats.org/drawingml/2006/main" noChangeAspect="1"/>
+                  </wp:cNvGraphicFramePr>
+                  <a:graphic xmlns:a="http://schemas.openxmlformats.org/drawingml/2006/main">
+                    <a:graphicData uri="http://schemas.openxmlformats.org/drawingml/2006/picture">
+                      <pic:pic xmlns:pic="http://schemas.openxmlformats.org/drawingml/2006/picture">
+                        <pic:nvPicPr>
+                          <pic:cNvPr id="1" name=""/>
+                          <pic:cNvPicPr/>
+                        </pic:nvPicPr>
+                        <pic:blipFill>
+                          <a:blip r:embed="rId35"/>
+                          <a:stretch>
+                            <a:fillRect/>
+                          </a:stretch>
+                        </pic:blipFill>
+                        <pic:spPr>
+                          <a:xfrm>
+                            <a:off x="0" y="0"/>
+                            <a:ext cx="2379345" cy="81280"/>
+                          </a:xfrm>
+                          <a:prstGeom prst="rect">
+                            <a:avLst/>
+                          </a:prstGeom>
+                        </pic:spPr>
+                      </pic:pic>
+                    </a:graphicData>
+                  </a:graphic>
+                </wp:inline>
+              </w:drawing>
+            </w:r>
+          </w:p>
+          <w:p>
+            <w:pPr>
+              <w:jc w:val="center"/>
+              <w:rPr>
+                <w:rFonts w:ascii="Times New Roman" w:hAnsi="Times New Roman" w:cs="Times New Roman"/>
+                <w:sz w:val="28"/>
+                <w:szCs w:val="28"/>
+              </w:rPr>
+            </w:pPr>
+            <w:r>
+              <w:rPr>
+                <w:rFonts w:ascii="Times New Roman" w:hAnsi="Times New Roman" w:cs="Times New Roman"/>
+                <w:sz w:val="28"/>
+                <w:szCs w:val="28"/>
+              </w:rPr>
+              <w:drawing>
+                <wp:inline distT="0" distB="0" distL="0" distR="0" wp14:anchorId="7CB9FF8C" wp14:editId="068DA290">
+                  <wp:extent cx="2379345" cy="54610"/>
+                  <wp:effectExtent l="0" t="0" r="1905" b="2540"/>
+                  <wp:docPr id="31" name="Рисунок 31"/>
+                  <wp:cNvGraphicFramePr>
+                    <a:graphicFrameLocks xmlns:a="http://schemas.openxmlformats.org/drawingml/2006/main" noChangeAspect="1"/>
+                  </wp:cNvGraphicFramePr>
+                  <a:graphic xmlns:a="http://schemas.openxmlformats.org/drawingml/2006/main">
+                    <a:graphicData uri="http://schemas.openxmlformats.org/drawingml/2006/picture">
+                      <pic:pic xmlns:pic="http://schemas.openxmlformats.org/drawingml/2006/picture">
+                        <pic:nvPicPr>
+                          <pic:cNvPr id="1" name=""/>
+                          <pic:cNvPicPr/>
+                        </pic:nvPicPr>
+                        <pic:blipFill>
+                          <a:blip r:embed="rId36"/>
+                          <a:stretch>
+                            <a:fillRect/>
+                          </a:stretch>
+                        </pic:blipFill>
+                        <pic:spPr>
+                          <a:xfrm>
+                            <a:off x="0" y="0"/>
+                            <a:ext cx="2379345" cy="54610"/>
+                          </a:xfrm>
+                          <a:prstGeom prst="rect">
+                            <a:avLst/>
+                          </a:prstGeom>
+                        </pic:spPr>
+                      </pic:pic>
+                    </a:graphicData>
+                  </a:graphic>
+                </wp:inline>
+              </w:drawing>
+            </w:r>
+          </w:p>
+          <w:p>
+            <w:pPr>
+              <w:jc w:val="center"/>
+              <w:rPr>
+                <w:rFonts w:ascii="Times New Roman" w:hAnsi="Times New Roman" w:cs="Times New Roman"/>
+                <w:sz w:val="28"/>
+                <w:szCs w:val="28"/>
+              </w:rPr>
+            </w:pPr>
+            <w:r>
+              <w:rPr>
+                <w:noProof/>
+              </w:rPr>
+              <w:drawing>
+                <wp:inline distT="0" distB="0" distL="0" distR="0" wp14:anchorId="62BB924F" wp14:editId="50E8C16E">
+                  <wp:extent cx="2379345" cy="56515"/>
+                  <wp:effectExtent l="0" t="0" r="1905" b="635"/>
+                  <wp:docPr id="33" name="Рисунок 33"/>
+                  <wp:cNvGraphicFramePr>
+                    <a:graphicFrameLocks xmlns:a="http://schemas.openxmlformats.org/drawingml/2006/main" noChangeAspect="1"/>
+                  </wp:cNvGraphicFramePr>
+                  <a:graphic xmlns:a="http://schemas.openxmlformats.org/drawingml/2006/main">
+                    <a:graphicData uri="http://schemas.openxmlformats.org/drawingml/2006/picture">
+                      <pic:pic xmlns:pic="http://schemas.openxmlformats.org/drawingml/2006/picture">
+                        <pic:nvPicPr>
+                          <pic:cNvPr id="1" name=""/>
+                          <pic:cNvPicPr/>
+                        </pic:nvPicPr>
+                        <pic:blipFill>
+                          <a:blip r:embed="rId37"/>
+                          <a:stretch>
+                            <a:fillRect/>
+                          </a:stretch>
+                        </pic:blipFill>
+                        <pic:spPr>
+                          <a:xfrm>
+                            <a:off x="0" y="0"/>
+                            <a:ext cx="2379345" cy="56515"/>
+                          </a:xfrm>
+                          <a:prstGeom prst="rect">
+                            <a:avLst/>
+                          </a:prstGeom>
+                        </pic:spPr>
+                      </pic:pic>
+                    </a:graphicData>
+                  </a:graphic>
+                </wp:inline>
+              </w:drawing>
+            </w:r>
+          </w:p>
+          <w:p>
+            <w:pPr>
+              <w:jc w:val="center"/>
+              <w:rPr>
+                <w:rFonts w:ascii="Times New Roman" w:hAnsi="Times New Roman" w:cs="Times New Roman"/>
+                <w:sz w:val="28"/>
+                <w:szCs w:val="28"/>
+              </w:rPr>
+            </w:pPr>
+            <w:r>
+              <w:rPr>
+                <w:rFonts w:ascii="Times New Roman" w:hAnsi="Times New Roman" w:cs="Times New Roman"/>
+                <w:sz w:val="28"/>
+                <w:szCs w:val="28"/>
+              </w:rPr>
+              <w:drawing>
+                <wp:inline distT="0" distB="0" distL="0" distR="0" wp14:anchorId="659EFCD0" wp14:editId="1F559F7E">
+                  <wp:extent cx="2379345" cy="50165"/>
+                  <wp:effectExtent l="0" t="0" r="1905" b="6985"/>
+                  <wp:docPr id="36" name="Рисунок 36"/>
+                  <wp:cNvGraphicFramePr>
+                    <a:graphicFrameLocks xmlns:a="http://schemas.openxmlformats.org/drawingml/2006/main" noChangeAspect="1"/>
+                  </wp:cNvGraphicFramePr>
+                  <a:graphic xmlns:a="http://schemas.openxmlformats.org/drawingml/2006/main">
+                    <a:graphicData uri="http://schemas.openxmlformats.org/drawingml/2006/picture">
+                      <pic:pic xmlns:pic="http://schemas.openxmlformats.org/drawingml/2006/picture">
+                        <pic:nvPicPr>
+                          <pic:cNvPr id="1" name=""/>
+                          <pic:cNvPicPr/>
+                        </pic:nvPicPr>
+                        <pic:blipFill>
+                          <a:blip r:embed="rId38"/>
+                          <a:stretch>
+                            <a:fillRect/>
+                          </a:stretch>
+                        </pic:blipFill>
+                        <pic:spPr>
+                          <a:xfrm>
+                            <a:off x="0" y="0"/>
+                            <a:ext cx="2379345" cy="50165"/>
+                          </a:xfrm>
+                          <a:prstGeom prst="rect">
+                            <a:avLst/>
+                          </a:prstGeom>
+                        </pic:spPr>
+                      </pic:pic>
+                    </a:graphicData>
+                  </a:graphic>
+                </wp:inline>
+              </w:drawing>
+            </w:r>
+          </w:p>
+          <w:p>
+            <w:pPr>
+              <w:jc w:val="center"/>
+              <w:rPr>
+                <w:rFonts w:ascii="Times New Roman" w:hAnsi="Times New Roman" w:cs="Times New Roman"/>
+                <w:sz w:val="28"/>
+                <w:szCs w:val="28"/>
+              </w:rPr>
+            </w:pPr>
+            <w:r>
+              <w:rPr>
+                <w:rFonts w:ascii="Times New Roman" w:hAnsi="Times New Roman" w:cs="Times New Roman"/>
+                <w:sz w:val="28"/>
+                <w:szCs w:val="28"/>
+              </w:rPr>
+              <w:drawing>
+                <wp:inline distT="0" distB="0" distL="0" distR="0" wp14:anchorId="26C3E2F0" wp14:editId="43E5E389">
+                  <wp:extent cx="2379345" cy="40640"/>
+                  <wp:effectExtent l="0" t="0" r="1905" b="0"/>
+                  <wp:docPr id="37" name="Рисунок 37"/>
+                  <wp:cNvGraphicFramePr>
+                    <a:graphicFrameLocks xmlns:a="http://schemas.openxmlformats.org/drawingml/2006/main" noChangeAspect="1"/>
+                  </wp:cNvGraphicFramePr>
+                  <a:graphic xmlns:a="http://schemas.openxmlformats.org/drawingml/2006/main">
+                    <a:graphicData uri="http://schemas.openxmlformats.org/drawingml/2006/picture">
+                      <pic:pic xmlns:pic="http://schemas.openxmlformats.org/drawingml/2006/picture">
+                        <pic:nvPicPr>
+                          <pic:cNvPr id="1" name=""/>
+                          <pic:cNvPicPr/>
+                        </pic:nvPicPr>
+                        <pic:blipFill>
+                          <a:blip r:embed="rId39"/>
+                          <a:stretch>
+                            <a:fillRect/>
+                          </a:stretch>
+                        </pic:blipFill>
+                        <pic:spPr>
+                          <a:xfrm>
+                            <a:off x="0" y="0"/>
+                            <a:ext cx="2379345" cy="40640"/>
+                          </a:xfrm>
+                          <a:prstGeom prst="rect">
+                            <a:avLst/>
+                          </a:prstGeom>
+                        </pic:spPr>
+                      </pic:pic>
+                    </a:graphicData>
+                  </a:graphic>
+                </wp:inline>
+              </w:drawing>
+            </w:r>
+          </w:p>
+          <w:p>
+            <w:pPr>
+              <w:jc w:val="center"/>
+              <w:rPr>
+                <w:rFonts w:ascii="Times New Roman" w:hAnsi="Times New Roman" w:cs="Times New Roman"/>
+                <w:sz w:val="28"/>
+                <w:szCs w:val="28"/>
+              </w:rPr>
+            </w:pPr>
+            <w:r>
+              <w:rPr>
+                <w:rFonts w:ascii="Times New Roman" w:hAnsi="Times New Roman" w:cs="Times New Roman"/>
+                <w:sz w:val="28"/>
+                <w:szCs w:val="28"/>
+              </w:rPr>
+              <w:drawing>
+                <wp:inline distT="0" distB="0" distL="0" distR="0" wp14:anchorId="2B9953DE" wp14:editId="343348B6">
+                  <wp:extent cx="2379345" cy="43815"/>
+                  <wp:effectExtent l="0" t="0" r="1905" b="0"/>
+                  <wp:docPr id="40" name="Рисунок 40"/>
+                  <wp:cNvGraphicFramePr>
+                    <a:graphicFrameLocks xmlns:a="http://schemas.openxmlformats.org/drawingml/2006/main" noChangeAspect="1"/>
+                  </wp:cNvGraphicFramePr>
+                  <a:graphic xmlns:a="http://schemas.openxmlformats.org/drawingml/2006/main">
+                    <a:graphicData uri="http://schemas.openxmlformats.org/drawingml/2006/picture">
+                      <pic:pic xmlns:pic="http://schemas.openxmlformats.org/drawingml/2006/picture">
+                        <pic:nvPicPr>
+                          <pic:cNvPr id="1" name=""/>
+                          <pic:cNvPicPr/>
+                        </pic:nvPicPr>
+                        <pic:blipFill>
+                          <a:blip r:embed="rId40"/>
+                          <a:stretch>
+                            <a:fillRect/>
+                          </a:stretch>
+                        </pic:blipFill>
+                        <pic:spPr>
+                          <a:xfrm>
+                            <a:off x="0" y="0"/>
+                            <a:ext cx="2379345" cy="43815"/>
+                          </a:xfrm>
+                          <a:prstGeom prst="rect">
+                            <a:avLst/>
+                          </a:prstGeom>
+                        </pic:spPr>
+                      </pic:pic>
+                    </a:graphicData>
+                  </a:graphic>
+                </wp:inline>
+              </w:drawing>
+            </w:r>
+          </w:p>
+        </w:tc>
+      </w:tr>
+      <w:tr>
+        <w:tc>
+          <w:tcPr>
+            <w:tcW w:w="1271" w:type="dxa"/>
+          </w:tcPr>
+          <w:p>
+            <w:pPr>
+              <w:jc w:val="center"/>
+              <w:rPr>
+                <w:rFonts w:ascii="Times New Roman" w:hAnsi="Times New Roman" w:cs="Times New Roman"/>
+                <w:sz w:val="28"/>
+                <w:szCs w:val="28"/>
+              </w:rPr>
+            </w:pPr>
+            <w:r>
+              <w:rPr>
+                <w:rFonts w:ascii="Times New Roman" w:hAnsi="Times New Roman" w:cs="Times New Roman"/>
+                <w:sz w:val="28"/>
+                <w:szCs w:val="28"/>
+                <w:lang w:val="en-US"/>
+              </w:rPr>
+              <w:t>CSRF</w:t>
+            </w:r>
+            <w:r>
+              <w:rPr>
+                <w:rFonts w:ascii="Times New Roman" w:hAnsi="Times New Roman" w:cs="Times New Roman"/>
+                <w:sz w:val="28"/>
+                <w:szCs w:val="28"/>
+              </w:rPr>
+              <w:t>-</w:t>
+            </w:r>
+            <w:r>
+              <w:rPr>
+                <w:rFonts w:ascii="Times New Roman" w:hAnsi="Times New Roman" w:cs="Times New Roman"/>
+                <w:sz w:val="28"/>
+                <w:szCs w:val="28"/>
+              </w:rPr>
+              <w:t>атака</w:t>
+            </w:r>
+            <w:r>
+              <w:rPr>
+                <w:rFonts w:ascii="Times New Roman" w:hAnsi="Times New Roman" w:cs="Times New Roman"/>
+                <w:sz w:val="28"/>
+                <w:szCs w:val="28"/>
+              </w:rPr>
+              <w:t>/</w:t>
+            </w:r>
+            <w:r>
+              <w:rPr>
+                <w:rFonts w:ascii="Times New Roman" w:hAnsi="Times New Roman" w:cs="Times New Roman"/>
+                <w:sz w:val="28"/>
+                <w:szCs w:val="28"/>
+              </w:rPr>
+              <w:t xml:space="preserve">использование специального </w:t>
+            </w:r>
+            <w:r>
+              <w:rPr>
+                <w:rFonts w:ascii="Times New Roman" w:hAnsi="Times New Roman" w:cs="Times New Roman"/>
+                <w:sz w:val="28"/>
+                <w:szCs w:val="28"/>
+                <w:lang w:val="en-US"/>
+              </w:rPr>
+              <w:t>csrf</w:t>
+            </w:r>
+            <w:r>
+              <w:rPr>
+                <w:rFonts w:ascii="Times New Roman" w:hAnsi="Times New Roman" w:cs="Times New Roman"/>
+                <w:sz w:val="28"/>
+                <w:szCs w:val="28"/>
+              </w:rPr>
+              <w:t>-</w:t>
+            </w:r>
+            <w:r>
+              <w:rPr>
+                <w:rFonts w:ascii="Times New Roman" w:hAnsi="Times New Roman" w:cs="Times New Roman"/>
+                <w:sz w:val="28"/>
+                <w:szCs w:val="28"/>
+              </w:rPr>
+              <w:t>токена</w:t>
+            </w:r>
+          </w:p>
+        </w:tc>
+        <w:tc>
+          <w:tcPr>
+            <w:tcW w:w="4111" w:type="dxa"/>
+          </w:tcPr>
+          <w:p>
+            <w:pPr>
+              <w:jc w:val="center"/>
+              <w:rPr>
+                <w:rFonts w:ascii="Times New Roman" w:hAnsi="Times New Roman" w:cs="Times New Roman"/>
+                <w:sz w:val="28"/>
+                <w:szCs w:val="28"/>
+              </w:rPr>
+            </w:pPr>
+          </w:p>
+          <w:p>
+            <w:pPr>
+              <w:jc w:val="center"/>
+              <w:rPr>
+                <w:rFonts w:ascii="Times New Roman" w:hAnsi="Times New Roman" w:cs="Times New Roman"/>
+                <w:sz w:val="28"/>
+                <w:szCs w:val="28"/>
+              </w:rPr>
+            </w:pPr>
+            <w:r>
+              <w:rPr>
+                <w:rFonts w:ascii="Times New Roman" w:hAnsi="Times New Roman" w:cs="Times New Roman"/>
+                <w:noProof/>
+                <w:sz w:val="28"/>
+                <w:szCs w:val="28"/>
+              </w:rPr>
+              <w:drawing>
+                <wp:inline distT="0" distB="0" distL="0" distR="0" wp14:anchorId="6174A7C0" wp14:editId="09D2F720">
+                  <wp:extent cx="2377440" cy="1981200"/>
+                  <wp:effectExtent l="0" t="0" r="3810" b="0"/>
+                  <wp:docPr id="48" name="Рисунок 48"/>
+                  <wp:cNvGraphicFramePr>
+                    <a:graphicFrameLocks xmlns:a="http://schemas.openxmlformats.org/drawingml/2006/main" noChangeAspect="1"/>
+                  </wp:cNvGraphicFramePr>
+                  <a:graphic xmlns:a="http://schemas.openxmlformats.org/drawingml/2006/main">
+                    <a:graphicData uri="http://schemas.openxmlformats.org/drawingml/2006/picture">
+                      <pic:pic xmlns:pic="http://schemas.openxmlformats.org/drawingml/2006/picture">
+                        <pic:nvPicPr>
+                          <pic:cNvPr id="0" name="Picture 2"/>
+                          <pic:cNvPicPr>
+                            <a:picLocks noChangeAspect="1" noChangeArrowheads="1"/>
+                          </pic:cNvPicPr>
+                        </pic:nvPicPr>
+                        <pic:blipFill>
+                          <a:blip r:embed="rId41">
+                            <a:extLst>
+                              <a:ext uri="{28A0092B-C50C-407E-A947-70E740481C1C}">
+                                <a14:useLocalDpi xmlns:a14="http://schemas.microsoft.com/office/drawing/2010/main" val="0"/>
+                              </a:ext>
+                            </a:extLst>
+                          </a:blip>
+                          <a:srcRect/>
+                          <a:stretch>
+                            <a:fillRect/>
+                          </a:stretch>
+                        </pic:blipFill>
+                        <pic:spPr bwMode="auto">
+                          <a:xfrm>
+                            <a:off x="0" y="0"/>
+                            <a:ext cx="2377440" cy="1981200"/>
+                          </a:xfrm>
+                          <a:prstGeom prst="rect">
+                            <a:avLst/>
+                          </a:prstGeom>
+                          <a:noFill/>
+                        </pic:spPr>
+                      </pic:pic>
+                    </a:graphicData>
+                  </a:graphic>
+                </wp:inline>
+              </w:drawing>
+            </w:r>
+          </w:p>
+          <w:p>
+            <w:pPr>
+              <w:jc w:val="center"/>
+              <w:rPr>
+                <w:rFonts w:ascii="Times New Roman" w:hAnsi="Times New Roman" w:cs="Times New Roman"/>
+                <w:sz w:val="28"/>
+                <w:szCs w:val="28"/>
+              </w:rPr>
+            </w:pPr>
+            <w:r>
+              <w:rPr>
+                <w:rFonts w:ascii="Times New Roman" w:hAnsi="Times New Roman" w:cs="Times New Roman"/>
+                <w:sz w:val="28"/>
+                <w:szCs w:val="28"/>
+              </w:rPr>
+              <w:drawing>
+                <wp:inline distT="0" distB="0" distL="0" distR="0" wp14:anchorId="18B624CA" wp14:editId="1EAE20DE">
+                  <wp:extent cx="2473325" cy="1663065"/>
+                  <wp:effectExtent l="0" t="0" r="3175" b="0"/>
+                  <wp:docPr id="46" name="Рисунок 46"/>
+                  <wp:cNvGraphicFramePr>
+                    <a:graphicFrameLocks xmlns:a="http://schemas.openxmlformats.org/drawingml/2006/main" noChangeAspect="1"/>
+                  </wp:cNvGraphicFramePr>
+                  <a:graphic xmlns:a="http://schemas.openxmlformats.org/drawingml/2006/main">
+                    <a:graphicData uri="http://schemas.openxmlformats.org/drawingml/2006/picture">
+                      <pic:pic xmlns:pic="http://schemas.openxmlformats.org/drawingml/2006/picture">
+                        <pic:nvPicPr>
+                          <pic:cNvPr id="1" name=""/>
+                          <pic:cNvPicPr/>
+                        </pic:nvPicPr>
+                        <pic:blipFill>
+                          <a:blip r:embed="rId42"/>
+                          <a:stretch>
+                            <a:fillRect/>
+                          </a:stretch>
+                        </pic:blipFill>
+                        <pic:spPr>
+                          <a:xfrm>
+                            <a:off x="0" y="0"/>
+                            <a:ext cx="2473325" cy="1663065"/>
+                          </a:xfrm>
+                          <a:prstGeom prst="rect">
+                            <a:avLst/>
+                          </a:prstGeom>
+                        </pic:spPr>
+                      </pic:pic>
+                    </a:graphicData>
+                  </a:graphic>
+                </wp:inline>
+              </w:drawing>
+            </w:r>
+          </w:p>
+        </w:tc>
+        <w:tc>
+          <w:tcPr>
+            <w:tcW w:w="3963" w:type="dxa"/>
+          </w:tcPr>
+          <w:p>
+            <w:pPr>
+              <w:jc w:val="center"/>
+              <w:rPr>
+                <w:rFonts w:ascii="Times New Roman" w:hAnsi="Times New Roman" w:cs="Times New Roman"/>
+                <w:sz w:val="28"/>
+                <w:szCs w:val="28"/>
+              </w:rPr>
+            </w:pPr>
+            <w:r>
+              <w:rPr>
+                <w:rFonts w:ascii="Times New Roman" w:hAnsi="Times New Roman" w:cs="Times New Roman"/>
+                <w:sz w:val="28"/>
+                <w:szCs w:val="28"/>
+              </w:rPr>
+              <w:drawing>
+                <wp:inline distT="0" distB="0" distL="0" distR="0" wp14:anchorId="0730B5ED" wp14:editId="72BFF25A">
+                  <wp:extent cx="2379345" cy="1884680"/>
+                  <wp:effectExtent l="0" t="0" r="1905" b="1270"/>
+                  <wp:docPr id="41" name="Рисунок 41"/>
+                  <wp:cNvGraphicFramePr>
+                    <a:graphicFrameLocks xmlns:a="http://schemas.openxmlformats.org/drawingml/2006/main" noChangeAspect="1"/>
+                  </wp:cNvGraphicFramePr>
+                  <a:graphic xmlns:a="http://schemas.openxmlformats.org/drawingml/2006/main">
+                    <a:graphicData uri="http://schemas.openxmlformats.org/drawingml/2006/picture">
+                      <pic:pic xmlns:pic="http://schemas.openxmlformats.org/drawingml/2006/picture">
+                        <pic:nvPicPr>
+                          <pic:cNvPr id="1" name=""/>
+                          <pic:cNvPicPr/>
+                        </pic:nvPicPr>
+                        <pic:blipFill>
+                          <a:blip r:embed="rId43"/>
+                          <a:stretch>
+                            <a:fillRect/>
+                          </a:stretch>
+                        </pic:blipFill>
+                        <pic:spPr>
+                          <a:xfrm>
+                            <a:off x="0" y="0"/>
+                            <a:ext cx="2379345" cy="1884680"/>
+                          </a:xfrm>
+                          <a:prstGeom prst="rect">
+                            <a:avLst/>
+                          </a:prstGeom>
+                        </pic:spPr>
+                      </pic:pic>
+                    </a:graphicData>
+                  </a:graphic>
+                </wp:inline>
+              </w:drawing>
+            </w:r>
+          </w:p>
+          <w:p>
+            <w:pPr>
+              <w:jc w:val="center"/>
+              <w:rPr>
+                <w:rFonts w:ascii="Times New Roman" w:hAnsi="Times New Roman" w:cs="Times New Roman"/>
+                <w:sz w:val="28"/>
+                <w:szCs w:val="28"/>
+              </w:rPr>
+            </w:pPr>
+          </w:p>
+          <w:p>
+            <w:pPr>
+              <w:jc w:val="center"/>
+              <w:rPr>
+                <w:rFonts w:ascii="Times New Roman" w:hAnsi="Times New Roman" w:cs="Times New Roman"/>
+                <w:sz w:val="28"/>
+                <w:szCs w:val="28"/>
+              </w:rPr>
+            </w:pPr>
+            <w:r>
+              <w:rPr>
+                <w:rFonts w:ascii="Times New Roman" w:hAnsi="Times New Roman" w:cs="Times New Roman"/>
+                <w:sz w:val="28"/>
+                <w:szCs w:val="28"/>
+              </w:rPr>
+              <w:drawing>
+                <wp:inline distT="0" distB="0" distL="0" distR="0" wp14:anchorId="6EAABAA4" wp14:editId="26C71992">
+                  <wp:extent cx="2379345" cy="857250"/>
+                  <wp:effectExtent l="0" t="0" r="1905" b="0"/>
+                  <wp:docPr id="42" name="Рисунок 42"/>
+                  <wp:cNvGraphicFramePr>
+                    <a:graphicFrameLocks xmlns:a="http://schemas.openxmlformats.org/drawingml/2006/main" noChangeAspect="1"/>
+                  </wp:cNvGraphicFramePr>
+                  <a:graphic xmlns:a="http://schemas.openxmlformats.org/drawingml/2006/main">
+                    <a:graphicData uri="http://schemas.openxmlformats.org/drawingml/2006/picture">
+                      <pic:pic xmlns:pic="http://schemas.openxmlformats.org/drawingml/2006/picture">
+                        <pic:nvPicPr>
+                          <pic:cNvPr id="1" name=""/>
+                          <pic:cNvPicPr/>
+                        </pic:nvPicPr>
+                        <pic:blipFill>
+                          <a:blip r:embed="rId44"/>
+                          <a:stretch>
+                            <a:fillRect/>
+                          </a:stretch>
+                        </pic:blipFill>
+                        <pic:spPr>
+                          <a:xfrm>
+                            <a:off x="0" y="0"/>
+                            <a:ext cx="2379345" cy="857250"/>
+                          </a:xfrm>
+                          <a:prstGeom prst="rect">
+                            <a:avLst/>
+                          </a:prstGeom>
+                        </pic:spPr>
+                      </pic:pic>
+                    </a:graphicData>
+                  </a:graphic>
+                </wp:inline>
+              </w:drawing>
+            </w:r>
+          </w:p>
+          <w:p>
+            <w:pPr>
+              <w:jc w:val="center"/>
+              <w:rPr>
+                <w:rFonts w:ascii="Times New Roman" w:hAnsi="Times New Roman" w:cs="Times New Roman"/>
+                <w:sz w:val="28"/>
+                <w:szCs w:val="28"/>
+              </w:rPr>
+            </w:pPr>
+          </w:p>
+          <w:p>
+            <w:pPr>
+              <w:jc w:val="center"/>
+              <w:rPr>
+                <w:rFonts w:ascii="Times New Roman" w:hAnsi="Times New Roman" w:cs="Times New Roman"/>
+                <w:sz w:val="28"/>
+                <w:szCs w:val="28"/>
+              </w:rPr>
+            </w:pPr>
+            <w:r>
+              <w:rPr>
+                <w:rFonts w:ascii="Times New Roman" w:hAnsi="Times New Roman" w:cs="Times New Roman"/>
+                <w:sz w:val="28"/>
+                <w:szCs w:val="28"/>
+              </w:rPr>
+              <w:lastRenderedPageBreak/>
+              <w:drawing>
+                <wp:inline distT="0" distB="0" distL="0" distR="0" wp14:anchorId="3DB8C226" wp14:editId="73FD0664">
+                  <wp:extent cx="2379345" cy="1981200"/>
+                  <wp:effectExtent l="0" t="0" r="1905" b="0"/>
+                  <wp:docPr id="43" name="Рисунок 43"/>
+                  <wp:cNvGraphicFramePr>
+                    <a:graphicFrameLocks xmlns:a="http://schemas.openxmlformats.org/drawingml/2006/main" noChangeAspect="1"/>
+                  </wp:cNvGraphicFramePr>
+                  <a:graphic xmlns:a="http://schemas.openxmlformats.org/drawingml/2006/main">
+                    <a:graphicData uri="http://schemas.openxmlformats.org/drawingml/2006/picture">
+                      <pic:pic xmlns:pic="http://schemas.openxmlformats.org/drawingml/2006/picture">
+                        <pic:nvPicPr>
+                          <pic:cNvPr id="1" name=""/>
+                          <pic:cNvPicPr/>
+                        </pic:nvPicPr>
+                        <pic:blipFill>
+                          <a:blip r:embed="rId45"/>
+                          <a:stretch>
+                            <a:fillRect/>
+                          </a:stretch>
+                        </pic:blipFill>
+                        <pic:spPr>
+                          <a:xfrm>
+                            <a:off x="0" y="0"/>
+                            <a:ext cx="2379345" cy="1981200"/>
+                          </a:xfrm>
+                          <a:prstGeom prst="rect">
+                            <a:avLst/>
+                          </a:prstGeom>
+                        </pic:spPr>
+                      </pic:pic>
+                    </a:graphicData>
+                  </a:graphic>
+                </wp:inline>
+              </w:drawing>
+            </w:r>
+          </w:p>
+          <w:p>
+            <w:pPr>
+              <w:jc w:val="center"/>
+              <w:rPr>
+                <w:rFonts w:ascii="Times New Roman" w:hAnsi="Times New Roman" w:cs="Times New Roman"/>
+                <w:sz w:val="28"/>
+                <w:szCs w:val="28"/>
+              </w:rPr>
+            </w:pPr>
+            <w:r>
+              <w:rPr>
+                <w:rFonts w:ascii="Times New Roman" w:hAnsi="Times New Roman" w:cs="Times New Roman"/>
+                <w:sz w:val="28"/>
+                <w:szCs w:val="28"/>
+              </w:rPr>
+              <w:drawing>
+                <wp:inline distT="0" distB="0" distL="0" distR="0" wp14:anchorId="37EF9BDE" wp14:editId="7E3B6C0F">
+                  <wp:extent cx="2379345" cy="625475"/>
+                  <wp:effectExtent l="0" t="0" r="1905" b="3175"/>
+                  <wp:docPr id="45" name="Рисунок 45"/>
+                  <wp:cNvGraphicFramePr>
+                    <a:graphicFrameLocks xmlns:a="http://schemas.openxmlformats.org/drawingml/2006/main" noChangeAspect="1"/>
+                  </wp:cNvGraphicFramePr>
+                  <a:graphic xmlns:a="http://schemas.openxmlformats.org/drawingml/2006/main">
+                    <a:graphicData uri="http://schemas.openxmlformats.org/drawingml/2006/picture">
+                      <pic:pic xmlns:pic="http://schemas.openxmlformats.org/drawingml/2006/picture">
+                        <pic:nvPicPr>
+                          <pic:cNvPr id="1" name=""/>
+                          <pic:cNvPicPr/>
+                        </pic:nvPicPr>
+                        <pic:blipFill>
+                          <a:blip r:embed="rId46"/>
+                          <a:stretch>
+                            <a:fillRect/>
+                          </a:stretch>
+                        </pic:blipFill>
+                        <pic:spPr>
+                          <a:xfrm>
+                            <a:off x="0" y="0"/>
+                            <a:ext cx="2379345" cy="625475"/>
+                          </a:xfrm>
+                          <a:prstGeom prst="rect">
+                            <a:avLst/>
+                          </a:prstGeom>
+                        </pic:spPr>
+                      </pic:pic>
+                    </a:graphicData>
+                  </a:graphic>
+                </wp:inline>
+              </w:drawing>
+            </w:r>
+          </w:p>
+        </w:tc>
+      </w:tr>
+    </w:tbl>
+    <w:p>
+      <w:pPr>
+        <w:rPr>
+          <w:rFonts w:ascii="Times New Roman" w:hAnsi="Times New Roman" w:cs="Times New Roman"/>
+          <w:sz w:val="28"/>
+          <w:szCs w:val="28"/>
+        </w:rPr>
+      </w:pPr>
+    </w:p>
     <w:sectPr>
       <w:pgSz w:w="11906" w:h="16838"/>
       <w:pgMar w:top="1134" w:right="850" w:bottom="1134" w:left="1701" w:header="708" w:footer="708" w:gutter="0"/>
@@ -717,7 +3812,7 @@
 </file>
 
 <file path=word/styles.xml><?xml version="1.0" encoding="utf-8"?>
-<w:styles xmlns:mc="http://schemas.openxmlformats.org/markup-compatibility/2006" xmlns:r="http://schemas.openxmlformats.org/officeDocument/2006/relationships" xmlns:w="http://schemas.openxmlformats.org/wordprocessingml/2006/main" xmlns:w14="http://schemas.microsoft.com/office/word/2010/wordml" xmlns:w15="http://schemas.microsoft.com/office/word/2012/wordml" xmlns:w16se="http://schemas.microsoft.com/office/word/2015/wordml/symex" mc:Ignorable="w14 w15 w16se">
+<w:styles xmlns:mc="http://schemas.openxmlformats.org/markup-compatibility/2006" xmlns:r="http://schemas.openxmlformats.org/officeDocument/2006/relationships" xmlns:w="http://schemas.openxmlformats.org/wordprocessingml/2006/main" xmlns:w14="http://schemas.microsoft.com/office/word/2010/wordml" xmlns:w15="http://schemas.microsoft.com/office/word/2012/wordml" xmlns:w16cex="http://schemas.microsoft.com/office/word/2018/wordml/cex" xmlns:w16cid="http://schemas.microsoft.com/office/word/2016/wordml/cid" xmlns:w16="http://schemas.microsoft.com/office/word/2018/wordml" xmlns:w16sdtdh="http://schemas.microsoft.com/office/word/2020/wordml/sdtdatahash" xmlns:w16se="http://schemas.microsoft.com/office/word/2015/wordml/symex" mc:Ignorable="w14 w15 w16se w16cid w16 w16cex w16sdtdh">
   <w:docDefaults>
     <w:rPrDefault>
       <w:rPr>
@@ -733,7 +3828,7 @@
       </w:pPr>
     </w:pPrDefault>
   </w:docDefaults>
-  <w:latentStyles w:defLockedState="0" w:defUIPriority="99" w:defSemiHidden="0" w:defUnhideWhenUsed="0" w:defQFormat="0" w:count="371">
+  <w:latentStyles w:defLockedState="0" w:defUIPriority="99" w:defSemiHidden="0" w:defUnhideWhenUsed="0" w:defQFormat="0" w:count="376">
     <w:lsdException w:name="Normal" w:uiPriority="0" w:qFormat="1"/>
     <w:lsdException w:name="heading 1" w:uiPriority="9" w:qFormat="1"/>
     <w:lsdException w:name="heading 2" w:semiHidden="1" w:uiPriority="9" w:unhideWhenUsed="1" w:qFormat="1"/>
@@ -1105,6 +4200,11 @@
     <w:lsdException w:name="List Table 5 Dark Accent 6" w:uiPriority="50"/>
     <w:lsdException w:name="List Table 6 Colorful Accent 6" w:uiPriority="51"/>
     <w:lsdException w:name="List Table 7 Colorful Accent 6" w:uiPriority="52"/>
+    <w:lsdException w:name="Mention" w:semiHidden="1" w:unhideWhenUsed="1"/>
+    <w:lsdException w:name="Smart Hyperlink" w:semiHidden="1" w:unhideWhenUsed="1"/>
+    <w:lsdException w:name="Hashtag" w:semiHidden="1" w:unhideWhenUsed="1"/>
+    <w:lsdException w:name="Unresolved Mention" w:semiHidden="1" w:unhideWhenUsed="1"/>
+    <w:lsdException w:name="Smart Link" w:semiHidden="1" w:unhideWhenUsed="1"/>
   </w:latentStyles>
   <w:style w:type="paragraph" w:default="1" w:styleId="a">
     <w:name w:val="Normal"/>
@@ -1136,6 +4236,25 @@
     <w:uiPriority w:val="99"/>
     <w:semiHidden/>
     <w:unhideWhenUsed/>
+  </w:style>
+  <w:style w:type="table" w:styleId="a3">
+    <w:name w:val="Table Grid"/>
+    <w:basedOn w:val="a1"/>
+    <w:uiPriority w:val="39"/>
+    <w:rsid w:val="006B34A3"/>
+    <w:pPr>
+      <w:spacing w:after="0" w:line="240" w:lineRule="auto"/>
+    </w:pPr>
+    <w:tblPr>
+      <w:tblBorders>
+        <w:top w:val="single" w:sz="4" w:space="0" w:color="auto"/>
+        <w:left w:val="single" w:sz="4" w:space="0" w:color="auto"/>
+        <w:bottom w:val="single" w:sz="4" w:space="0" w:color="auto"/>
+        <w:right w:val="single" w:sz="4" w:space="0" w:color="auto"/>
+        <w:insideH w:val="single" w:sz="4" w:space="0" w:color="auto"/>
+        <w:insideV w:val="single" w:sz="4" w:space="0" w:color="auto"/>
+      </w:tblBorders>
+    </w:tblPr>
   </w:style>
 </w:styles>
 </file>
@@ -1399,4 +4518,16 @@
     </a:ext>
   </a:extLst>
 </a:theme>
+</file>
+
+<file path=customXml/item1.xml><?xml version="1.0" encoding="utf-8"?>
+<b:Sources xmlns:b="http://schemas.openxmlformats.org/officeDocument/2006/bibliography" xmlns="http://schemas.openxmlformats.org/officeDocument/2006/bibliography" SelectedStyle="\APASixthEditionOfficeOnline.xsl" StyleName="APA" Version="6"/>
+</file>
+
+<file path=customXml/itemProps1.xml><?xml version="1.0" encoding="utf-8"?>
+<ds:datastoreItem xmlns:ds="http://schemas.openxmlformats.org/officeDocument/2006/customXml" ds:itemID="{2D6B8DFF-A07A-476B-8AA0-7370C0D1B107}">
+  <ds:schemaRefs>
+    <ds:schemaRef ds:uri="http://schemas.openxmlformats.org/officeDocument/2006/bibliography"/>
+  </ds:schemaRefs>
+</ds:datastoreItem>
 </file>